--- a/zht/docx/21.content.docx
+++ b/zht/docx/21.content.docx
@@ -163,13 +163,6 @@
         <w:rPr>
           <w:lang w:val="zh_TW" w:bidi="zh_TW"/>
         </w:rPr>
-      </w:r>
-      <w:r>
-        <w:rPr>
-          <w:i/>
-          <w:lang w:val="zh_TW" w:bidi="zh_TW"/>
-        </w:rPr>
-        <w:t>傳道書 1:1, 傳道書 1:2, 傳道書 1:2–11, 傳道書 1:3, 傳道書 1:4, 傳道書 1:7–8, 傳道書 1:11, 傳道書 1:12–2:26, 傳道書 1:13, 傳道書 1:14, 傳道書 2:1–11, 傳道書 2:3, 傳道書 2:4, 傳道書 2:4–8, 傳道書 2:7, 傳道書 2:8, 傳道書 2:9, 傳道書 2:10, 傳道書 2:11, 傳道書 2:12, 傳道書 2:12–23, 傳道書 2:13–14, 傳道書 2:15–16, 傳道書 2:17–20, 傳道書 2:19, 傳道書 2:21, 傳道書 2:24, 傳道書 2:24–26, 傳道書 2:26, 傳道書 3:1–8, 傳道書 3:2–8, 傳道書 3:9, 傳道書 3:9–14, 傳道書 3:10, 傳道書 3:11, 傳道書 3:12–13, 傳道書 3:14, 傳道書 3:15, 傳道書 3:16, 傳道書 3:16–5:7, 傳道書 3:17, 傳道書 3:19, 傳道書 3:20, 傳道書 3:21, 傳道書 3:22, 傳道書 4:1, 傳道書 4:2, 傳道書 4:4, 傳道書 4:5–6, 傳道書 4:7–8, 傳道書 4:9–12, 傳道書 4:13–14, 傳道書 4:15–16, 傳道書 5:1, 傳道書 5:3, 傳道書 5:4–5, 傳道書 5:7, 傳道書 5:8–9, 傳道書 5:10, 傳道書 5:12, 傳道書 5:13–14, 傳道書 5:16–17, 傳道書 5:18–20, 傳道書 6:1–2, 傳道書 6:3–6, 傳道書 6:7, 傳道書 6:8–9, 傳道書 6:10, 傳道書 6:10–7:22, 傳道書 6:11, 傳道書 6:12, 傳道書 7:1, 傳道書 7:1–4, 傳道書 7:2–6, 傳道書 7:3–4, 傳道書 7:5–6, 傳道書 7:8, 傳道書 7:9, 傳道書 7:11–12, 傳道書 7:13, 傳道書 7:14, 傳道書 7:16, 傳道書 7:17, 傳道書 7:19, 傳道書 7:20, 傳道書 7:22, 傳道書 7:23–25, 傳道書 7:26, 傳道書 7:28, 傳道書 7:29, 傳道書 8:1, 傳道書 8:2, 傳道書 8:3–4, 傳道書 8:6, 傳道書 8:7–8, 傳道書 8:9–11, 傳道書 8:12–13, 傳道書 8:15, 傳道書 8:16–17, 傳道書 8:16–9:12, 傳道書 9:1, 傳道書 9:2, 傳道書 9:3, 傳道書 9:4–6, 傳道書 9:7–10, 傳道書 9:10, 傳道書 9:11, 傳道書 9:13–18, 傳道書 9:18–10:1, 傳道書 10:2–3, 傳道書 10:4, 傳道書 10:5–7, 傳道書 10:7, 傳道書 10:8–9, 傳道書 10:10, 傳道書 10:11, 傳道書 10:12, 傳道書 10:14, 傳道書 10:15, 傳道書 10:15–20, 傳道書 10:16–17, 傳道書 10:18, 傳道書 10:19, 傳道書 10:20, 傳道書 11:1–2, 傳道書 11:1–6, 傳道書 11:3, 傳道書 11:5, 傳道書 11:9, 傳道書 11:10, 傳道書 12:1–2, 傳道書 12:1–7, 傳道書 12:3, 傳道書 12:5, 傳道書 12:6, 傳道書 12:7, 傳道書 12:8, 傳道書 12:9, 傳道書 12:9–14, 傳道書 12:11, 傳道書 12:12, 傳道書 12:13–14</w:t>
       </w:r>
       <w:r>
         <w:rPr>

--- a/zht/docx/21.content.docx
+++ b/zht/docx/21.content.docx
@@ -150,19 +150,6 @@
           <w:lang w:val="zh_TW" w:bidi="zh_TW"/>
         </w:rPr>
         <w:t>ECC</w:t>
-      </w:r>
-      <w:r>
-        <w:rPr>
-          <w:lang w:val="zh_TW" w:bidi="zh_TW"/>
-        </w:rPr>
-      </w:r>
-    </w:p>
-    <w:p>
-      <w:pPr/>
-      <w:r>
-        <w:rPr>
-          <w:lang w:val="zh_TW" w:bidi="zh_TW"/>
-        </w:rPr>
       </w:r>
       <w:r>
         <w:rPr>

--- a/zht/docx/21.content.docx
+++ b/zht/docx/21.content.docx
@@ -19,7 +19,7 @@
         <w:rPr>
           <w:lang w:val="zh_TW" w:bidi="zh_TW"/>
         </w:rPr>
-        <w:t>Resource: 研讀筆記 (Tyndale)</w:t>
+        <w:t>Resource: Tyndale Open Study Notes</w:t>
       </w:r>
       <w:r>
         <w:rPr>
@@ -112,7 +112,7 @@
         <w:rPr>
           <w:lang w:val="zh_TW" w:bidi="zh_TW"/>
         </w:rPr>
-        <w:t>研讀筆記 (Tyndale)</w:t>
+        <w:t>Tyndale Open Study Notes</w:t>
       </w:r>
     </w:p>
     <w:p>

--- a/zht/docx/21.content.docx
+++ b/zht/docx/21.content.docx
@@ -19,7 +19,7 @@
         <w:rPr>
           <w:lang w:val="zh_TW" w:bidi="zh_TW"/>
         </w:rPr>
-        <w:t>Resource: Tyndale Open Study Notes</w:t>
+        <w:t>Resource: Aquifer Open Study Notes</w:t>
       </w:r>
       <w:r>
         <w:rPr>
@@ -112,7 +112,7 @@
         <w:rPr>
           <w:lang w:val="zh_TW" w:bidi="zh_TW"/>
         </w:rPr>
-        <w:t>Tyndale Open Study Notes</w:t>
+        <w:t>Aquifer Open Study Notes</w:t>
       </w:r>
     </w:p>
     <w:p>

--- a/zht/docx/21.content.docx
+++ b/zht/docx/21.content.docx
@@ -233,54 +233,36 @@
         </w:rPr>
         <w:t>傳道書從未使用過傳道者（希伯來文 Qoheleth）的名字，但大衛王的兒子指的可能是所羅門（另見</w:t>
       </w:r>
-      <w:hyperlink r:id="rId13">
-        <w:r>
-          <w:rPr>
-            <w:lang w:val="zh_TW" w:bidi="zh_TW"/>
-          </w:rPr>
-          <w:rPr>
-            <w:color w:val="0000EE"/>
-            <w:u w:val="single"/>
-          </w:rPr>
-          <w:t>1:12</w:t>
-        </w:r>
-      </w:hyperlink>
+      <w:r>
+        <w:rPr>
+          <w:lang w:val="zh_TW" w:bidi="zh_TW"/>
+        </w:rPr>
+        <w:t>1:12</w:t>
+      </w:r>
       <w:r>
         <w:rPr>
           <w:lang w:val="zh_TW" w:bidi="zh_TW"/>
         </w:rPr>
         <w:t>、</w:t>
       </w:r>
-      <w:hyperlink r:id="rId14">
-        <w:r>
-          <w:rPr>
-            <w:lang w:val="zh_TW" w:bidi="zh_TW"/>
-          </w:rPr>
-          <w:rPr>
-            <w:color w:val="0000EE"/>
-            <w:u w:val="single"/>
-          </w:rPr>
-          <w:t>16</w:t>
-        </w:r>
-      </w:hyperlink>
+      <w:r>
+        <w:rPr>
+          <w:lang w:val="zh_TW" w:bidi="zh_TW"/>
+        </w:rPr>
+        <w:t>16</w:t>
+      </w:r>
       <w:r>
         <w:rPr>
           <w:lang w:val="zh_TW" w:bidi="zh_TW"/>
         </w:rPr>
         <w:t>，</w:t>
       </w:r>
-      <w:hyperlink r:id="rId15">
-        <w:r>
-          <w:rPr>
-            <w:lang w:val="zh_TW" w:bidi="zh_TW"/>
-          </w:rPr>
-          <w:rPr>
-            <w:color w:val="0000EE"/>
-            <w:u w:val="single"/>
-          </w:rPr>
-          <w:t>2:4–9</w:t>
-        </w:r>
-      </w:hyperlink>
+      <w:r>
+        <w:rPr>
+          <w:lang w:val="zh_TW" w:bidi="zh_TW"/>
+        </w:rPr>
+        <w:t>2:4–9</w:t>
+      </w:r>
       <w:r>
         <w:rPr>
           <w:lang w:val="zh_TW" w:bidi="zh_TW"/>
@@ -468,36 +450,24 @@
         </w:rPr>
         <w:t>在傳道書中，日光之下這個希伯來慣用語使用了二十九次。有些譯本有時將其翻譯為「在地上」（</w:t>
       </w:r>
-      <w:hyperlink r:id="rId16">
-        <w:r>
-          <w:rPr>
-            <w:lang w:val="zh_TW" w:bidi="zh_TW"/>
-          </w:rPr>
-          <w:rPr>
-            <w:color w:val="0000EE"/>
-            <w:u w:val="single"/>
-          </w:rPr>
-          <w:t>2:18</w:t>
-        </w:r>
-      </w:hyperlink>
+      <w:r>
+        <w:rPr>
+          <w:lang w:val="zh_TW" w:bidi="zh_TW"/>
+        </w:rPr>
+        <w:t>2:18</w:t>
+      </w:r>
       <w:r>
         <w:rPr>
           <w:lang w:val="zh_TW" w:bidi="zh_TW"/>
         </w:rPr>
         <w:t>）或「在這世上」（</w:t>
       </w:r>
-      <w:hyperlink r:id="rId17">
-        <w:r>
-          <w:rPr>
-            <w:lang w:val="zh_TW" w:bidi="zh_TW"/>
-          </w:rPr>
-          <w:rPr>
-            <w:color w:val="0000EE"/>
-            <w:u w:val="single"/>
-          </w:rPr>
-          <w:t>2:20</w:t>
-        </w:r>
-      </w:hyperlink>
+      <w:r>
+        <w:rPr>
+          <w:lang w:val="zh_TW" w:bidi="zh_TW"/>
+        </w:rPr>
+        <w:t>2:20</w:t>
+      </w:r>
       <w:r>
         <w:rPr>
           <w:lang w:val="zh_TW" w:bidi="zh_TW"/>
@@ -762,18 +732,12 @@
         </w:rPr>
         <w:t>神給了我們一場悲劇（和合本譯為：神叫世人所經練的是極重的勞苦）：人類所經歷的嚴酷現實讓我們想起了伊甸園中的墮落（</w:t>
       </w:r>
-      <w:hyperlink r:id="rId18">
-        <w:r>
-          <w:rPr>
-            <w:lang w:val="zh_TW" w:bidi="zh_TW"/>
-          </w:rPr>
-          <w:rPr>
-            <w:color w:val="0000EE"/>
-            <w:u w:val="single"/>
-          </w:rPr>
-          <w:t>創3章</w:t>
-        </w:r>
-      </w:hyperlink>
+      <w:r>
+        <w:rPr>
+          <w:lang w:val="zh_TW" w:bidi="zh_TW"/>
+        </w:rPr>
+        <w:t>創3章</w:t>
+      </w:r>
       <w:r>
         <w:rPr>
           <w:lang w:val="zh_TW" w:bidi="zh_TW"/>
@@ -928,18 +892,12 @@
         </w:rPr>
         <w:t>傳道者認為試圖用酒來使自己快樂是愚蠢的，但他在尋求智慧的同時仍然這樣做——也就是在他試圖了解如何體驗快樂的過程中。這證明了這也是虛空 （</w:t>
       </w:r>
-      <w:hyperlink r:id="rId19">
-        <w:r>
-          <w:rPr>
-            <w:lang w:val="zh_TW" w:bidi="zh_TW"/>
-          </w:rPr>
-          <w:rPr>
-            <w:color w:val="0000EE"/>
-            <w:u w:val="single"/>
-          </w:rPr>
-          <w:t>2:11</w:t>
-        </w:r>
-      </w:hyperlink>
+      <w:r>
+        <w:rPr>
+          <w:lang w:val="zh_TW" w:bidi="zh_TW"/>
+        </w:rPr>
+        <w:t>2:11</w:t>
+      </w:r>
       <w:r>
         <w:rPr>
           <w:lang w:val="zh_TW" w:bidi="zh_TW"/>
@@ -1012,18 +970,12 @@
         </w:rPr>
         <w:t>所羅門的葡萄園在</w:t>
       </w:r>
-      <w:hyperlink r:id="rId20">
-        <w:r>
-          <w:rPr>
-            <w:lang w:val="zh_TW" w:bidi="zh_TW"/>
-          </w:rPr>
-          <w:rPr>
-            <w:color w:val="0000EE"/>
-            <w:u w:val="single"/>
-          </w:rPr>
-          <w:t>雅歌八章11至12節</w:t>
-        </w:r>
-      </w:hyperlink>
+      <w:r>
+        <w:rPr>
+          <w:lang w:val="zh_TW" w:bidi="zh_TW"/>
+        </w:rPr>
+        <w:t>雅歌八章11至12節</w:t>
+      </w:r>
       <w:r>
         <w:rPr>
           <w:lang w:val="zh_TW" w:bidi="zh_TW"/>
@@ -1078,36 +1030,24 @@
         </w:rPr>
         <w:t>所羅門的建築成就小到門廊和門戶，大到整座城市（見</w:t>
       </w:r>
-      <w:hyperlink r:id="rId21">
-        <w:r>
-          <w:rPr>
-            <w:lang w:val="zh_TW" w:bidi="zh_TW"/>
-          </w:rPr>
-          <w:rPr>
-            <w:color w:val="0000EE"/>
-            <w:u w:val="single"/>
-          </w:rPr>
-          <w:t>王上9:15–19</w:t>
-        </w:r>
-      </w:hyperlink>
+      <w:r>
+        <w:rPr>
+          <w:lang w:val="zh_TW" w:bidi="zh_TW"/>
+        </w:rPr>
+        <w:t>王上9:15–19</w:t>
+      </w:r>
       <w:r>
         <w:rPr>
           <w:lang w:val="zh_TW" w:bidi="zh_TW"/>
         </w:rPr>
         <w:t>）。這些工程主要是為了他自己的享樂，包括宮殿及其附帶的建築物（見</w:t>
       </w:r>
-      <w:hyperlink r:id="rId22">
-        <w:r>
-          <w:rPr>
-            <w:lang w:val="zh_TW" w:bidi="zh_TW"/>
-          </w:rPr>
-          <w:rPr>
-            <w:color w:val="0000EE"/>
-            <w:u w:val="single"/>
-          </w:rPr>
-          <w:t>王上7:1–12</w:t>
-        </w:r>
-      </w:hyperlink>
+      <w:r>
+        <w:rPr>
+          <w:lang w:val="zh_TW" w:bidi="zh_TW"/>
+        </w:rPr>
+        <w:t>王上7:1–12</w:t>
+      </w:r>
       <w:r>
         <w:rPr>
           <w:lang w:val="zh_TW" w:bidi="zh_TW"/>
@@ -1162,36 +1102,24 @@
         </w:rPr>
         <w:t>所羅門的奴隸……大量的牛群和羊群數量眾多，照顧它們消耗了大量資源（</w:t>
       </w:r>
-      <w:hyperlink r:id="rId23">
-        <w:r>
-          <w:rPr>
-            <w:lang w:val="zh_TW" w:bidi="zh_TW"/>
-          </w:rPr>
-          <w:rPr>
-            <w:color w:val="0000EE"/>
-            <w:u w:val="single"/>
-          </w:rPr>
-          <w:t>王上4:22–23</w:t>
-        </w:r>
-      </w:hyperlink>
+      <w:r>
+        <w:rPr>
+          <w:lang w:val="zh_TW" w:bidi="zh_TW"/>
+        </w:rPr>
+        <w:t>王上4:22–23</w:t>
+      </w:r>
       <w:r>
         <w:rPr>
           <w:lang w:val="zh_TW" w:bidi="zh_TW"/>
         </w:rPr>
         <w:t>，</w:t>
       </w:r>
-      <w:hyperlink r:id="rId24">
-        <w:r>
-          <w:rPr>
-            <w:lang w:val="zh_TW" w:bidi="zh_TW"/>
-          </w:rPr>
-          <w:rPr>
-            <w:color w:val="0000EE"/>
-            <w:u w:val="single"/>
-          </w:rPr>
-          <w:t>9:20–21</w:t>
-        </w:r>
-      </w:hyperlink>
+      <w:r>
+        <w:rPr>
+          <w:lang w:val="zh_TW" w:bidi="zh_TW"/>
+        </w:rPr>
+        <w:t>9:20–21</w:t>
+      </w:r>
       <w:r>
         <w:rPr>
           <w:lang w:val="zh_TW" w:bidi="zh_TW"/>
@@ -1274,108 +1202,72 @@
         </w:rPr>
         <w:t>）： 所羅門的統治範圍從肥沃月灣（Fertile Crescent，以色列的北部和東部）到南部的埃及邊境。他的貴金屬財富來自貿易、其它國家欽佩他的統治者所送的禮物，以及他在帝國內所佔土地的稅收（</w:t>
       </w:r>
-      <w:hyperlink r:id="rId25">
-        <w:r>
-          <w:rPr>
-            <w:lang w:val="zh_TW" w:bidi="zh_TW"/>
-          </w:rPr>
-          <w:rPr>
-            <w:color w:val="0000EE"/>
-            <w:u w:val="single"/>
-          </w:rPr>
-          <w:t>王上4:21</w:t>
-        </w:r>
-      </w:hyperlink>
+      <w:r>
+        <w:rPr>
+          <w:lang w:val="zh_TW" w:bidi="zh_TW"/>
+        </w:rPr>
+        <w:t>王上4:21</w:t>
+      </w:r>
       <w:r>
         <w:rPr>
           <w:lang w:val="zh_TW" w:bidi="zh_TW"/>
         </w:rPr>
         <w:t>，</w:t>
       </w:r>
-      <w:hyperlink r:id="rId26">
-        <w:r>
-          <w:rPr>
-            <w:lang w:val="zh_TW" w:bidi="zh_TW"/>
-          </w:rPr>
-          <w:rPr>
-            <w:color w:val="0000EE"/>
-            <w:u w:val="single"/>
-          </w:rPr>
-          <w:t>9:28</w:t>
-        </w:r>
-      </w:hyperlink>
+      <w:r>
+        <w:rPr>
+          <w:lang w:val="zh_TW" w:bidi="zh_TW"/>
+        </w:rPr>
+        <w:t>9:28</w:t>
+      </w:r>
       <w:r>
         <w:rPr>
           <w:lang w:val="zh_TW" w:bidi="zh_TW"/>
         </w:rPr>
         <w:t>，</w:t>
       </w:r>
-      <w:hyperlink r:id="rId27">
-        <w:r>
-          <w:rPr>
-            <w:lang w:val="zh_TW" w:bidi="zh_TW"/>
-          </w:rPr>
-          <w:rPr>
-            <w:color w:val="0000EE"/>
-            <w:u w:val="single"/>
-          </w:rPr>
-          <w:t>10:14</w:t>
-        </w:r>
-      </w:hyperlink>
+      <w:r>
+        <w:rPr>
+          <w:lang w:val="zh_TW" w:bidi="zh_TW"/>
+        </w:rPr>
+        <w:t>10:14</w:t>
+      </w:r>
       <w:r>
         <w:rPr>
           <w:lang w:val="zh_TW" w:bidi="zh_TW"/>
         </w:rPr>
         <w:t>、</w:t>
       </w:r>
-      <w:hyperlink r:id="rId28">
-        <w:r>
-          <w:rPr>
-            <w:lang w:val="zh_TW" w:bidi="zh_TW"/>
-          </w:rPr>
-          <w:rPr>
-            <w:color w:val="0000EE"/>
-            <w:u w:val="single"/>
-          </w:rPr>
-          <w:t>22–25</w:t>
-        </w:r>
-      </w:hyperlink>
+      <w:r>
+        <w:rPr>
+          <w:lang w:val="zh_TW" w:bidi="zh_TW"/>
+        </w:rPr>
+        <w:t>22–25</w:t>
+      </w:r>
       <w:r>
         <w:rPr>
           <w:lang w:val="zh_TW" w:bidi="zh_TW"/>
         </w:rPr>
         <w:t>；</w:t>
       </w:r>
-      <w:hyperlink r:id="rId29">
-        <w:r>
-          <w:rPr>
-            <w:lang w:val="zh_TW" w:bidi="zh_TW"/>
-          </w:rPr>
-          <w:rPr>
-            <w:color w:val="0000EE"/>
-            <w:u w:val="single"/>
-          </w:rPr>
-          <w:t>代上29:4</w:t>
-        </w:r>
-      </w:hyperlink>
+      <w:r>
+        <w:rPr>
+          <w:lang w:val="zh_TW" w:bidi="zh_TW"/>
+        </w:rPr>
+        <w:t>代上29:4</w:t>
+      </w:r>
       <w:r>
         <w:rPr>
           <w:lang w:val="zh_TW" w:bidi="zh_TW"/>
         </w:rPr>
         <w:t>；</w:t>
       </w:r>
-      <w:hyperlink r:id="rId30">
-        <w:r>
-          <w:rPr>
-            <w:lang w:val="zh_TW" w:bidi="zh_TW"/>
-          </w:rPr>
-          <w:rPr>
-            <w:color w:val="0000EE"/>
-            <w:u w:val="single"/>
-          </w:rPr>
-          <w:t>代下9:26–27</w:t>
-        </w:r>
-      </w:hyperlink>
+      <w:r>
+        <w:rPr>
+          <w:lang w:val="zh_TW" w:bidi="zh_TW"/>
+        </w:rPr>
+        <w:t>代下9:26–27</w:t>
+      </w:r>
       <w:r>
         <w:rPr>
           <w:lang w:val="zh_TW" w:bidi="zh_TW"/>
@@ -1412,18 +1304,12 @@
         </w:rPr>
         <w:t>）： 所羅門在位時有700位妻子和300位妾侍（</w:t>
       </w:r>
-      <w:hyperlink r:id="rId31">
-        <w:r>
-          <w:rPr>
-            <w:lang w:val="zh_TW" w:bidi="zh_TW"/>
-          </w:rPr>
-          <w:rPr>
-            <w:color w:val="0000EE"/>
-            <w:u w:val="single"/>
-          </w:rPr>
-          <w:t>王上11:3</w:t>
-        </w:r>
-      </w:hyperlink>
+      <w:r>
+        <w:rPr>
+          <w:lang w:val="zh_TW" w:bidi="zh_TW"/>
+        </w:rPr>
+        <w:t>王上11:3</w:t>
+      </w:r>
       <w:r>
         <w:rPr>
           <w:lang w:val="zh_TW" w:bidi="zh_TW"/>
@@ -1482,18 +1368,12 @@
         </w:rPr>
         <w:t>我就日見昌盛：參</w:t>
       </w:r>
-      <w:hyperlink r:id="rId32">
-        <w:r>
-          <w:rPr>
-            <w:lang w:val="zh_TW" w:bidi="zh_TW"/>
-          </w:rPr>
-          <w:rPr>
-            <w:color w:val="0000EE"/>
-            <w:u w:val="single"/>
-          </w:rPr>
-          <w:t>列王纪上十章23節</w:t>
-        </w:r>
-      </w:hyperlink>
+      <w:r>
+        <w:rPr>
+          <w:lang w:val="zh_TW" w:bidi="zh_TW"/>
+        </w:rPr>
+        <w:t>列王纪上十章23節</w:t>
+      </w:r>
       <w:r>
         <w:rPr>
           <w:lang w:val="zh_TW" w:bidi="zh_TW"/>
@@ -1518,36 +1398,24 @@
         </w:rPr>
         <w:t>所羅門的智慧使他成功地獲得了權力並繁榮昌盛（見</w:t>
       </w:r>
-      <w:hyperlink r:id="rId33">
-        <w:r>
-          <w:rPr>
-            <w:lang w:val="zh_TW" w:bidi="zh_TW"/>
-          </w:rPr>
-          <w:rPr>
-            <w:color w:val="0000EE"/>
-            <w:u w:val="single"/>
-          </w:rPr>
-          <w:t>王上3:2–14</w:t>
-        </w:r>
-      </w:hyperlink>
+      <w:r>
+        <w:rPr>
+          <w:lang w:val="zh_TW" w:bidi="zh_TW"/>
+        </w:rPr>
+        <w:t>王上3:2–14</w:t>
+      </w:r>
       <w:r>
         <w:rPr>
           <w:lang w:val="zh_TW" w:bidi="zh_TW"/>
         </w:rPr>
         <w:t>，</w:t>
       </w:r>
-      <w:hyperlink r:id="rId34">
-        <w:r>
-          <w:rPr>
-            <w:lang w:val="zh_TW" w:bidi="zh_TW"/>
-          </w:rPr>
-          <w:rPr>
-            <w:color w:val="0000EE"/>
-            <w:u w:val="single"/>
-          </w:rPr>
-          <w:t>4:20–34</w:t>
-        </w:r>
-      </w:hyperlink>
+      <w:r>
+        <w:rPr>
+          <w:lang w:val="zh_TW" w:bidi="zh_TW"/>
+        </w:rPr>
+        <w:t>4:20–34</w:t>
+      </w:r>
       <w:r>
         <w:rPr>
           <w:lang w:val="zh_TW" w:bidi="zh_TW"/>
@@ -1602,36 +1470,24 @@
         </w:rPr>
         <w:t>我的心為我一切所勞碌的快樂：傳道者介紹了一個重要且重複的主題：喜樂來自於智慧且嚴謹的工作（</w:t>
       </w:r>
-      <w:hyperlink r:id="rId35">
-        <w:r>
-          <w:rPr>
-            <w:lang w:val="zh_TW" w:bidi="zh_TW"/>
-          </w:rPr>
-          <w:rPr>
-            <w:color w:val="0000EE"/>
-            <w:u w:val="single"/>
-          </w:rPr>
-          <w:t>5:12</w:t>
-        </w:r>
-      </w:hyperlink>
+      <w:r>
+        <w:rPr>
+          <w:lang w:val="zh_TW" w:bidi="zh_TW"/>
+        </w:rPr>
+        <w:t>5:12</w:t>
+      </w:r>
       <w:r>
         <w:rPr>
           <w:lang w:val="zh_TW" w:bidi="zh_TW"/>
         </w:rPr>
         <w:t>、</w:t>
       </w:r>
-      <w:hyperlink r:id="rId36">
-        <w:r>
-          <w:rPr>
-            <w:lang w:val="zh_TW" w:bidi="zh_TW"/>
-          </w:rPr>
-          <w:rPr>
-            <w:color w:val="0000EE"/>
-            <w:u w:val="single"/>
-          </w:rPr>
-          <w:t>18–20</w:t>
-        </w:r>
-      </w:hyperlink>
+      <w:r>
+        <w:rPr>
+          <w:lang w:val="zh_TW" w:bidi="zh_TW"/>
+        </w:rPr>
+        <w:t>18–20</w:t>
+      </w:r>
       <w:r>
         <w:rPr>
           <w:lang w:val="zh_TW" w:bidi="zh_TW"/>
@@ -1698,18 +1554,12 @@
         </w:rPr>
         <w:t>）：成就只會帶來絕望和沮喪，因為成就本身並沒有持久的意義（</w:t>
       </w:r>
-      <w:hyperlink r:id="rId37">
-        <w:r>
-          <w:rPr>
-            <w:lang w:val="zh_TW" w:bidi="zh_TW"/>
-          </w:rPr>
-          <w:rPr>
-            <w:color w:val="0000EE"/>
-            <w:u w:val="single"/>
-          </w:rPr>
-          <w:t>2:18–23</w:t>
-        </w:r>
-      </w:hyperlink>
+      <w:r>
+        <w:rPr>
+          <w:lang w:val="zh_TW" w:bidi="zh_TW"/>
+        </w:rPr>
+        <w:t>2:18–23</w:t>
+      </w:r>
       <w:r>
         <w:rPr>
           <w:lang w:val="zh_TW" w:bidi="zh_TW"/>
@@ -1776,18 +1626,12 @@
         </w:rPr>
         <w:t>在傳道者之後，沒有人比我更能分辨智慧與愚昧，因為日光之下沒有新事（</w:t>
       </w:r>
-      <w:hyperlink r:id="rId38">
-        <w:r>
-          <w:rPr>
-            <w:lang w:val="zh_TW" w:bidi="zh_TW"/>
-          </w:rPr>
-          <w:rPr>
-            <w:color w:val="0000EE"/>
-            <w:u w:val="single"/>
-          </w:rPr>
-          <w:t>1:9–10</w:t>
-        </w:r>
-      </w:hyperlink>
+      <w:r>
+        <w:rPr>
+          <w:lang w:val="zh_TW" w:bidi="zh_TW"/>
+        </w:rPr>
+        <w:t>1:9–10</w:t>
+      </w:r>
       <w:r>
         <w:rPr>
           <w:lang w:val="zh_TW" w:bidi="zh_TW"/>
@@ -1842,54 +1686,36 @@
         </w:rPr>
         <w:t>傳道者現在在查看智慧的價值（</w:t>
       </w:r>
-      <w:hyperlink r:id="rId39">
-        <w:r>
-          <w:rPr>
-            <w:lang w:val="zh_TW" w:bidi="zh_TW"/>
-          </w:rPr>
-          <w:rPr>
-            <w:color w:val="0000EE"/>
-            <w:u w:val="single"/>
-          </w:rPr>
-          <w:t>2:12–17</w:t>
-        </w:r>
-      </w:hyperlink>
+      <w:r>
+        <w:rPr>
+          <w:lang w:val="zh_TW" w:bidi="zh_TW"/>
+        </w:rPr>
+        <w:t>2:12–17</w:t>
+      </w:r>
       <w:r>
         <w:rPr>
           <w:lang w:val="zh_TW" w:bidi="zh_TW"/>
         </w:rPr>
         <w:t>）和辛勤工作的意義（</w:t>
       </w:r>
-      <w:hyperlink r:id="rId37">
-        <w:r>
-          <w:rPr>
-            <w:lang w:val="zh_TW" w:bidi="zh_TW"/>
-          </w:rPr>
-          <w:rPr>
-            <w:color w:val="0000EE"/>
-            <w:u w:val="single"/>
-          </w:rPr>
-          <w:t>2:18–23</w:t>
-        </w:r>
-      </w:hyperlink>
+      <w:r>
+        <w:rPr>
+          <w:lang w:val="zh_TW" w:bidi="zh_TW"/>
+        </w:rPr>
+        <w:t>2:18–23</w:t>
+      </w:r>
       <w:r>
         <w:rPr>
           <w:lang w:val="zh_TW" w:bidi="zh_TW"/>
         </w:rPr>
         <w:t>）。這些也都是「虛空」（</w:t>
       </w:r>
-      <w:hyperlink r:id="rId40">
-        <w:r>
-          <w:rPr>
-            <w:lang w:val="zh_TW" w:bidi="zh_TW"/>
-          </w:rPr>
-          <w:rPr>
-            <w:color w:val="0000EE"/>
-            <w:u w:val="single"/>
-          </w:rPr>
-          <w:t>2:17</w:t>
-        </w:r>
-      </w:hyperlink>
+      <w:r>
+        <w:rPr>
+          <w:lang w:val="zh_TW" w:bidi="zh_TW"/>
+        </w:rPr>
+        <w:t>2:17</w:t>
+      </w:r>
       <w:r>
         <w:rPr>
           <w:lang w:val="zh_TW" w:bidi="zh_TW"/>
@@ -1944,18 +1770,12 @@
         </w:rPr>
         <w:t>智慧勝過愚昧：智慧對於成功的渡過人生是有價值的。然而，智慧無法使人免於死亡的命運，也無法提供人生的意義（</w:t>
       </w:r>
-      <w:hyperlink r:id="rId41">
-        <w:r>
-          <w:rPr>
-            <w:lang w:val="zh_TW" w:bidi="zh_TW"/>
-          </w:rPr>
-          <w:rPr>
-            <w:color w:val="0000EE"/>
-            <w:u w:val="single"/>
-          </w:rPr>
-          <w:t>2:15–16</w:t>
-        </w:r>
-      </w:hyperlink>
+      <w:r>
+        <w:rPr>
+          <w:lang w:val="zh_TW" w:bidi="zh_TW"/>
+        </w:rPr>
+        <w:t>2:15–16</w:t>
+      </w:r>
       <w:r>
         <w:rPr>
           <w:lang w:val="zh_TW" w:bidi="zh_TW"/>
@@ -2032,36 +1852,24 @@
         </w:rPr>
         <w:t>二者都將被遺忘（和合本譯為：日後都被忘記）：那些在我們之後的人不會記得我們或我們的成就，因此我們的努力將化為烏有（參</w:t>
       </w:r>
-      <w:hyperlink r:id="rId42">
-        <w:r>
-          <w:rPr>
-            <w:lang w:val="zh_TW" w:bidi="zh_TW"/>
-          </w:rPr>
-          <w:rPr>
-            <w:color w:val="0000EE"/>
-            <w:u w:val="single"/>
-          </w:rPr>
-          <w:t>1:11</w:t>
-        </w:r>
-      </w:hyperlink>
+      <w:r>
+        <w:rPr>
+          <w:lang w:val="zh_TW" w:bidi="zh_TW"/>
+        </w:rPr>
+        <w:t>1:11</w:t>
+      </w:r>
       <w:r>
         <w:rPr>
           <w:lang w:val="zh_TW" w:bidi="zh_TW"/>
         </w:rPr>
         <w:t>，</w:t>
       </w:r>
-      <w:hyperlink r:id="rId43">
-        <w:r>
-          <w:rPr>
-            <w:lang w:val="zh_TW" w:bidi="zh_TW"/>
-          </w:rPr>
-          <w:rPr>
-            <w:color w:val="0000EE"/>
-            <w:u w:val="single"/>
-          </w:rPr>
-          <w:t>9:13–16</w:t>
-        </w:r>
-      </w:hyperlink>
+      <w:r>
+        <w:rPr>
+          <w:lang w:val="zh_TW" w:bidi="zh_TW"/>
+        </w:rPr>
+        <w:t>9:13–16</w:t>
+      </w:r>
       <w:r>
         <w:rPr>
           <w:lang w:val="zh_TW" w:bidi="zh_TW"/>
@@ -2116,54 +1924,36 @@
         </w:rPr>
         <w:t>由於生命中的愁煩（</w:t>
       </w:r>
-      <w:hyperlink r:id="rId44">
-        <w:r>
-          <w:rPr>
-            <w:lang w:val="zh_TW" w:bidi="zh_TW"/>
-          </w:rPr>
-          <w:rPr>
-            <w:color w:val="0000EE"/>
-            <w:u w:val="single"/>
-          </w:rPr>
-          <w:t>1:18</w:t>
-        </w:r>
-      </w:hyperlink>
+      <w:r>
+        <w:rPr>
+          <w:lang w:val="zh_TW" w:bidi="zh_TW"/>
+        </w:rPr>
+        <w:t>1:18</w:t>
+      </w:r>
       <w:r>
         <w:rPr>
           <w:lang w:val="zh_TW" w:bidi="zh_TW"/>
         </w:rPr>
         <w:t>）、勞碌（</w:t>
       </w:r>
-      <w:hyperlink r:id="rId16">
-        <w:r>
-          <w:rPr>
-            <w:lang w:val="zh_TW" w:bidi="zh_TW"/>
-          </w:rPr>
-          <w:rPr>
-            <w:color w:val="0000EE"/>
-            <w:u w:val="single"/>
-          </w:rPr>
-          <w:t>2:18</w:t>
-        </w:r>
-      </w:hyperlink>
+      <w:r>
+        <w:rPr>
+          <w:lang w:val="zh_TW" w:bidi="zh_TW"/>
+        </w:rPr>
+        <w:t>2:18</w:t>
+      </w:r>
       <w:r>
         <w:rPr>
           <w:lang w:val="zh_TW" w:bidi="zh_TW"/>
         </w:rPr>
         <w:t>）和顯然的徒勞（</w:t>
       </w:r>
-      <w:hyperlink r:id="rId45">
-        <w:r>
-          <w:rPr>
-            <w:lang w:val="zh_TW" w:bidi="zh_TW"/>
-          </w:rPr>
-          <w:rPr>
-            <w:color w:val="0000EE"/>
-            <w:u w:val="single"/>
-          </w:rPr>
-          <w:t>2:19–20</w:t>
-        </w:r>
-      </w:hyperlink>
+      <w:r>
+        <w:rPr>
+          <w:lang w:val="zh_TW" w:bidi="zh_TW"/>
+        </w:rPr>
+        <w:t>2:19–20</w:t>
+      </w:r>
       <w:r>
         <w:rPr>
           <w:lang w:val="zh_TW" w:bidi="zh_TW"/>
@@ -2218,18 +2008,12 @@
         </w:rPr>
         <w:t>愚昧、毀滅性的繼承者比明智的繼承者更能威脅到智慧的成就，但由於傳道者無法預知他會有什麼樣的繼承者，所以他的成就對他來說就毫無意義。所羅門的直接繼承人——他的兒子羅波安——結果證明是個愚昧的人（見</w:t>
       </w:r>
-      <w:hyperlink r:id="rId46">
-        <w:r>
-          <w:rPr>
-            <w:lang w:val="zh_TW" w:bidi="zh_TW"/>
-          </w:rPr>
-          <w:rPr>
-            <w:color w:val="0000EE"/>
-            <w:u w:val="single"/>
-          </w:rPr>
-          <w:t>王上12:1–20</w:t>
-        </w:r>
-      </w:hyperlink>
+      <w:r>
+        <w:rPr>
+          <w:lang w:val="zh_TW" w:bidi="zh_TW"/>
+        </w:rPr>
+        <w:t>王上12:1–20</w:t>
+      </w:r>
       <w:r>
         <w:rPr>
           <w:lang w:val="zh_TW" w:bidi="zh_TW"/>
@@ -2300,18 +2084,12 @@
         </w:rPr>
         <w:t>）：工作中的技能是智慧的表現（例，見</w:t>
       </w:r>
-      <w:hyperlink r:id="rId47">
-        <w:r>
-          <w:rPr>
-            <w:lang w:val="zh_TW" w:bidi="zh_TW"/>
-          </w:rPr>
-          <w:rPr>
-            <w:color w:val="0000EE"/>
-            <w:u w:val="single"/>
-          </w:rPr>
-          <w:t>出31:1–5</w:t>
-        </w:r>
-      </w:hyperlink>
+      <w:r>
+        <w:rPr>
+          <w:lang w:val="zh_TW" w:bidi="zh_TW"/>
+        </w:rPr>
+        <w:t>出31:1–5</w:t>
+      </w:r>
       <w:r>
         <w:rPr>
           <w:lang w:val="zh_TW" w:bidi="zh_TW"/>
@@ -2480,36 +2258,24 @@
         </w:rPr>
         <w:t>雖然「日光之下」的生命（</w:t>
       </w:r>
-      <w:hyperlink r:id="rId48">
-        <w:r>
-          <w:rPr>
-            <w:lang w:val="zh_TW" w:bidi="zh_TW"/>
-          </w:rPr>
-          <w:rPr>
-            <w:color w:val="0000EE"/>
-            <w:u w:val="single"/>
-          </w:rPr>
-          <w:t>1:3</w:t>
-        </w:r>
-      </w:hyperlink>
+      <w:r>
+        <w:rPr>
+          <w:lang w:val="zh_TW" w:bidi="zh_TW"/>
+        </w:rPr>
+        <w:t>1:3</w:t>
+      </w:r>
       <w:r>
         <w:rPr>
           <w:lang w:val="zh_TW" w:bidi="zh_TW"/>
         </w:rPr>
         <w:t>）如同煙霧（</w:t>
       </w:r>
-      <w:hyperlink r:id="rId49">
-        <w:r>
-          <w:rPr>
-            <w:lang w:val="zh_TW" w:bidi="zh_TW"/>
-          </w:rPr>
-          <w:rPr>
-            <w:color w:val="0000EE"/>
-            <w:u w:val="single"/>
-          </w:rPr>
-          <w:t>2:23</w:t>
-        </w:r>
-      </w:hyperlink>
+      <w:r>
+        <w:rPr>
+          <w:lang w:val="zh_TW" w:bidi="zh_TW"/>
+        </w:rPr>
+        <w:t>2:23</w:t>
+      </w:r>
       <w:r>
         <w:rPr>
           <w:lang w:val="zh_TW" w:bidi="zh_TW"/>
@@ -2612,72 +2378,48 @@
         </w:rPr>
         <w:t>凡事都有定期， 天下萬務都有定時：智慧認識到每件事都有其特定的時節——人類的活動和自然界的活動都是如此（見</w:t>
       </w:r>
-      <w:hyperlink r:id="rId50">
-        <w:r>
-          <w:rPr>
-            <w:lang w:val="zh_TW" w:bidi="zh_TW"/>
-          </w:rPr>
-          <w:rPr>
-            <w:color w:val="0000EE"/>
-            <w:u w:val="single"/>
-          </w:rPr>
-          <w:t>1:3–7</w:t>
-        </w:r>
-      </w:hyperlink>
+      <w:r>
+        <w:rPr>
+          <w:lang w:val="zh_TW" w:bidi="zh_TW"/>
+        </w:rPr>
+        <w:t>1:3–7</w:t>
+      </w:r>
       <w:r>
         <w:rPr>
           <w:lang w:val="zh_TW" w:bidi="zh_TW"/>
         </w:rPr>
         <w:t>）。智慧人會決定追求任何活動的適當時機（</w:t>
       </w:r>
-      <w:hyperlink r:id="rId51">
-        <w:r>
-          <w:rPr>
-            <w:lang w:val="zh_TW" w:bidi="zh_TW"/>
-          </w:rPr>
-          <w:rPr>
-            <w:color w:val="0000EE"/>
-            <w:u w:val="single"/>
-          </w:rPr>
-          <w:t>8:5</w:t>
-        </w:r>
-      </w:hyperlink>
+      <w:r>
+        <w:rPr>
+          <w:lang w:val="zh_TW" w:bidi="zh_TW"/>
+        </w:rPr>
+        <w:t>8:5</w:t>
+      </w:r>
       <w:r>
         <w:rPr>
           <w:lang w:val="zh_TW" w:bidi="zh_TW"/>
         </w:rPr>
         <w:t>）。機會稍縱即逝（</w:t>
       </w:r>
-      <w:hyperlink r:id="rId52">
-        <w:r>
-          <w:rPr>
-            <w:lang w:val="zh_TW" w:bidi="zh_TW"/>
-          </w:rPr>
-          <w:rPr>
-            <w:color w:val="0000EE"/>
-            <w:u w:val="single"/>
-          </w:rPr>
-          <w:t>弗5:16</w:t>
-        </w:r>
-      </w:hyperlink>
+      <w:r>
+        <w:rPr>
+          <w:lang w:val="zh_TW" w:bidi="zh_TW"/>
+        </w:rPr>
+        <w:t>弗5:16</w:t>
+      </w:r>
       <w:r>
         <w:rPr>
           <w:lang w:val="zh_TW" w:bidi="zh_TW"/>
         </w:rPr>
         <w:t>；</w:t>
       </w:r>
-      <w:hyperlink r:id="rId53">
-        <w:r>
-          <w:rPr>
-            <w:lang w:val="zh_TW" w:bidi="zh_TW"/>
-          </w:rPr>
-          <w:rPr>
-            <w:color w:val="0000EE"/>
-            <w:u w:val="single"/>
-          </w:rPr>
-          <w:t>西4:5</w:t>
-        </w:r>
-      </w:hyperlink>
+      <w:r>
+        <w:rPr>
+          <w:lang w:val="zh_TW" w:bidi="zh_TW"/>
+        </w:rPr>
+        <w:t>西4:5</w:t>
+      </w:r>
       <w:r>
         <w:rPr>
           <w:lang w:val="zh_TW" w:bidi="zh_TW"/>
@@ -2736,18 +2478,12 @@
         </w:rPr>
         <w:t>我們無法控制何時出生或何時死亡（</w:t>
       </w:r>
-      <w:hyperlink r:id="rId54">
-        <w:r>
-          <w:rPr>
-            <w:lang w:val="zh_TW" w:bidi="zh_TW"/>
-          </w:rPr>
-          <w:rPr>
-            <w:color w:val="0000EE"/>
-            <w:u w:val="single"/>
-          </w:rPr>
-          <w:t>8:8</w:t>
-        </w:r>
-      </w:hyperlink>
+      <w:r>
+        <w:rPr>
+          <w:lang w:val="zh_TW" w:bidi="zh_TW"/>
+        </w:rPr>
+        <w:t>8:8</w:t>
+      </w:r>
       <w:r>
         <w:rPr>
           <w:lang w:val="zh_TW" w:bidi="zh_TW"/>
@@ -2850,36 +2586,24 @@
         </w:rPr>
         <w:t>甚至對於神來說，也有恨惡的時候（</w:t>
       </w:r>
-      <w:hyperlink r:id="rId55">
-        <w:r>
-          <w:rPr>
-            <w:lang w:val="zh_TW" w:bidi="zh_TW"/>
-          </w:rPr>
-          <w:rPr>
-            <w:color w:val="0000EE"/>
-            <w:u w:val="single"/>
-          </w:rPr>
-          <w:t>詩5:5</w:t>
-        </w:r>
-      </w:hyperlink>
+      <w:r>
+        <w:rPr>
+          <w:lang w:val="zh_TW" w:bidi="zh_TW"/>
+        </w:rPr>
+        <w:t>詩5:5</w:t>
+      </w:r>
       <w:r>
         <w:rPr>
           <w:lang w:val="zh_TW" w:bidi="zh_TW"/>
         </w:rPr>
         <w:t>，</w:t>
       </w:r>
-      <w:hyperlink r:id="rId56">
-        <w:r>
-          <w:rPr>
-            <w:lang w:val="zh_TW" w:bidi="zh_TW"/>
-          </w:rPr>
-          <w:rPr>
-            <w:color w:val="0000EE"/>
-            <w:u w:val="single"/>
-          </w:rPr>
-          <w:t>11:5</w:t>
-        </w:r>
-      </w:hyperlink>
+      <w:r>
+        <w:rPr>
+          <w:lang w:val="zh_TW" w:bidi="zh_TW"/>
+        </w:rPr>
+        <w:t>11:5</w:t>
+      </w:r>
       <w:r>
         <w:rPr>
           <w:lang w:val="zh_TW" w:bidi="zh_TW"/>
@@ -2934,18 +2658,12 @@
         </w:rPr>
         <w:t>得到……辛苦工作（和合本譯為：勞碌……益處）？見</w:t>
       </w:r>
-      <w:hyperlink r:id="rId57">
-        <w:r>
-          <w:rPr>
-            <w:lang w:val="zh_TW" w:bidi="zh_TW"/>
-          </w:rPr>
-          <w:rPr>
-            <w:color w:val="0000EE"/>
-            <w:u w:val="single"/>
-          </w:rPr>
-          <w:t>三章12至13節</w:t>
-        </w:r>
-      </w:hyperlink>
+      <w:r>
+        <w:rPr>
+          <w:lang w:val="zh_TW" w:bidi="zh_TW"/>
+        </w:rPr>
+        <w:t>三章12至13節</w:t>
+      </w:r>
       <w:r>
         <w:rPr>
           <w:lang w:val="zh_TW" w:bidi="zh_TW"/>
@@ -3000,36 +2718,24 @@
         </w:rPr>
         <w:t xml:space="preserve"> 即使每項活動都有適當的時機（</w:t>
       </w:r>
-      <w:hyperlink r:id="rId58">
-        <w:r>
-          <w:rPr>
-            <w:lang w:val="zh_TW" w:bidi="zh_TW"/>
-          </w:rPr>
-          <w:rPr>
-            <w:color w:val="0000EE"/>
-            <w:u w:val="single"/>
-          </w:rPr>
-          <w:t>3:1–8</w:t>
-        </w:r>
-      </w:hyperlink>
+      <w:r>
+        <w:rPr>
+          <w:lang w:val="zh_TW" w:bidi="zh_TW"/>
+        </w:rPr>
+        <w:t>3:1–8</w:t>
+      </w:r>
       <w:r>
         <w:rPr>
           <w:lang w:val="zh_TW" w:bidi="zh_TW"/>
         </w:rPr>
         <w:t>），只有神才能真正知道那個時機是什麼時候（</w:t>
       </w:r>
-      <w:hyperlink r:id="rId59">
-        <w:r>
-          <w:rPr>
-            <w:lang w:val="zh_TW" w:bidi="zh_TW"/>
-          </w:rPr>
-          <w:rPr>
-            <w:color w:val="0000EE"/>
-            <w:u w:val="single"/>
-          </w:rPr>
-          <w:t>3:9–11</w:t>
-        </w:r>
-      </w:hyperlink>
+      <w:r>
+        <w:rPr>
+          <w:lang w:val="zh_TW" w:bidi="zh_TW"/>
+        </w:rPr>
+        <w:t>3:9–11</w:t>
+      </w:r>
       <w:r>
         <w:rPr>
           <w:lang w:val="zh_TW" w:bidi="zh_TW"/>
@@ -3096,36 +2802,24 @@
         </w:rPr>
         <w:t>）：自從人類悖逆神之後，神就加重了我們勞動的艱辛（</w:t>
       </w:r>
-      <w:hyperlink r:id="rId60">
-        <w:r>
-          <w:rPr>
-            <w:lang w:val="zh_TW" w:bidi="zh_TW"/>
-          </w:rPr>
-          <w:rPr>
-            <w:color w:val="0000EE"/>
-            <w:u w:val="single"/>
-          </w:rPr>
-          <w:t>創3:17–19</w:t>
-        </w:r>
-      </w:hyperlink>
+      <w:r>
+        <w:rPr>
+          <w:lang w:val="zh_TW" w:bidi="zh_TW"/>
+        </w:rPr>
+        <w:t>創3:17–19</w:t>
+      </w:r>
       <w:r>
         <w:rPr>
           <w:lang w:val="zh_TW" w:bidi="zh_TW"/>
         </w:rPr>
         <w:t>）。這個重擔並不至於讓我們無法享受我們的工作及其成果（</w:t>
       </w:r>
-      <w:hyperlink r:id="rId61">
-        <w:r>
-          <w:rPr>
-            <w:lang w:val="zh_TW" w:bidi="zh_TW"/>
-          </w:rPr>
-          <w:rPr>
-            <w:color w:val="0000EE"/>
-            <w:u w:val="single"/>
-          </w:rPr>
-          <w:t>傳3:11–13</w:t>
-        </w:r>
-      </w:hyperlink>
+      <w:r>
+        <w:rPr>
+          <w:lang w:val="zh_TW" w:bidi="zh_TW"/>
+        </w:rPr>
+        <w:t>傳3:11–13</w:t>
+      </w:r>
       <w:r>
         <w:rPr>
           <w:lang w:val="zh_TW" w:bidi="zh_TW"/>
@@ -3196,18 +2890,12 @@
         </w:rPr>
         <w:t>的理解（參</w:t>
       </w:r>
-      <w:hyperlink r:id="rId62">
-        <w:r>
-          <w:rPr>
-            <w:lang w:val="zh_TW" w:bidi="zh_TW"/>
-          </w:rPr>
-          <w:rPr>
-            <w:color w:val="0000EE"/>
-            <w:u w:val="single"/>
-          </w:rPr>
-          <w:t>羅8:22–28</w:t>
-        </w:r>
-      </w:hyperlink>
+      <w:r>
+        <w:rPr>
+          <w:lang w:val="zh_TW" w:bidi="zh_TW"/>
+        </w:rPr>
+        <w:t>羅8:22–28</w:t>
+      </w:r>
       <w:r>
         <w:rPr>
           <w:lang w:val="zh_TW" w:bidi="zh_TW"/>
@@ -3310,18 +2998,12 @@
         </w:rPr>
         <w:t>重複自</w:t>
       </w:r>
-      <w:hyperlink r:id="rId63">
-        <w:r>
-          <w:rPr>
-            <w:lang w:val="zh_TW" w:bidi="zh_TW"/>
-          </w:rPr>
-          <w:rPr>
-            <w:color w:val="0000EE"/>
-            <w:u w:val="single"/>
-          </w:rPr>
-          <w:t>2:24</w:t>
-        </w:r>
-      </w:hyperlink>
+      <w:r>
+        <w:rPr>
+          <w:lang w:val="zh_TW" w:bidi="zh_TW"/>
+        </w:rPr>
+        <w:t>2:24</w:t>
+      </w:r>
       <w:r>
         <w:rPr>
           <w:lang w:val="zh_TW" w:bidi="zh_TW"/>
@@ -3436,18 +3118,12 @@
         </w:rPr>
         <w:t>：歷史的重複性（</w:t>
       </w:r>
-      <w:hyperlink r:id="rId38">
-        <w:r>
-          <w:rPr>
-            <w:lang w:val="zh_TW" w:bidi="zh_TW"/>
-          </w:rPr>
-          <w:rPr>
-            <w:color w:val="0000EE"/>
-            <w:u w:val="single"/>
-          </w:rPr>
-          <w:t>1:9–10</w:t>
-        </w:r>
-      </w:hyperlink>
+      <w:r>
+        <w:rPr>
+          <w:lang w:val="zh_TW" w:bidi="zh_TW"/>
+        </w:rPr>
+        <w:t>1:9–10</w:t>
+      </w:r>
       <w:r>
         <w:rPr>
           <w:lang w:val="zh_TW" w:bidi="zh_TW"/>
@@ -3515,18 +3191,12 @@
         </w:rPr>
         <w:t>）：在以色列，地方法庭的訴訟是在城門口進行的，城中的長老坐在那裡聽審和裁定法律事務（例，見</w:t>
       </w:r>
-      <w:hyperlink r:id="rId64">
-        <w:r>
-          <w:rPr>
-            <w:lang w:val="zh_TW" w:bidi="zh_TW"/>
-          </w:rPr>
-          <w:rPr>
-            <w:color w:val="0000EE"/>
-            <w:u w:val="single"/>
-          </w:rPr>
-          <w:t>得4:1–12</w:t>
-        </w:r>
-      </w:hyperlink>
+      <w:r>
+        <w:rPr>
+          <w:lang w:val="zh_TW" w:bidi="zh_TW"/>
+        </w:rPr>
+        <w:t>得4:1–12</w:t>
+      </w:r>
       <w:r>
         <w:rPr>
           <w:lang w:val="zh_TW" w:bidi="zh_TW"/>
@@ -3629,36 +3299,24 @@
         </w:rPr>
         <w:t>在適當的時候，神必施行審判（和合本譯為：神必審判）：世人的不義（</w:t>
       </w:r>
-      <w:hyperlink r:id="rId65">
-        <w:r>
-          <w:rPr>
-            <w:lang w:val="zh_TW" w:bidi="zh_TW"/>
-          </w:rPr>
-          <w:rPr>
-            <w:color w:val="0000EE"/>
-            <w:u w:val="single"/>
-          </w:rPr>
-          <w:t>3:16</w:t>
-        </w:r>
-      </w:hyperlink>
+      <w:r>
+        <w:rPr>
+          <w:lang w:val="zh_TW" w:bidi="zh_TW"/>
+        </w:rPr>
+        <w:t>3:16</w:t>
+      </w:r>
       <w:r>
         <w:rPr>
           <w:lang w:val="zh_TW" w:bidi="zh_TW"/>
         </w:rPr>
         <w:t>）是暫時的，將會由神的公義來糾正。敘述者以重申這一點來結束整卷書（</w:t>
       </w:r>
-      <w:hyperlink r:id="rId66">
-        <w:r>
-          <w:rPr>
-            <w:lang w:val="zh_TW" w:bidi="zh_TW"/>
-          </w:rPr>
-          <w:rPr>
-            <w:color w:val="0000EE"/>
-            <w:u w:val="single"/>
-          </w:rPr>
-          <w:t>12:14</w:t>
-        </w:r>
-      </w:hyperlink>
+      <w:r>
+        <w:rPr>
+          <w:lang w:val="zh_TW" w:bidi="zh_TW"/>
+        </w:rPr>
+        <w:t>12:14</w:t>
+      </w:r>
       <w:r>
         <w:rPr>
           <w:lang w:val="zh_TW" w:bidi="zh_TW"/>
@@ -3713,18 +3371,12 @@
         </w:rPr>
         <w:t>在氣息和死亡方面，人類相較於動物並沒有真正的優勢，但我們有其它的優勢（例，見</w:t>
       </w:r>
-      <w:hyperlink r:id="rId67">
-        <w:r>
-          <w:rPr>
-            <w:lang w:val="zh_TW" w:bidi="zh_TW"/>
-          </w:rPr>
-          <w:rPr>
-            <w:color w:val="0000EE"/>
-            <w:u w:val="single"/>
-          </w:rPr>
-          <w:t>創1:26–28</w:t>
-        </w:r>
-      </w:hyperlink>
+      <w:r>
+        <w:rPr>
+          <w:lang w:val="zh_TW" w:bidi="zh_TW"/>
+        </w:rPr>
+        <w:t>創1:26–28</w:t>
+      </w:r>
       <w:r>
         <w:rPr>
           <w:lang w:val="zh_TW" w:bidi="zh_TW"/>
@@ -3791,18 +3443,12 @@
         </w:rPr>
         <w:t>塵土：傳道者提到了神在伊甸園對於人的悖逆所作的審判（見</w:t>
       </w:r>
-      <w:hyperlink r:id="rId68">
-        <w:r>
-          <w:rPr>
-            <w:lang w:val="zh_TW" w:bidi="zh_TW"/>
-          </w:rPr>
-          <w:rPr>
-            <w:color w:val="0000EE"/>
-            <w:u w:val="single"/>
-          </w:rPr>
-          <w:t>創3:19</w:t>
-        </w:r>
-      </w:hyperlink>
+      <w:r>
+        <w:rPr>
+          <w:lang w:val="zh_TW" w:bidi="zh_TW"/>
+        </w:rPr>
+        <w:t>創3:19</w:t>
+      </w:r>
       <w:r>
         <w:rPr>
           <w:lang w:val="zh_TW" w:bidi="zh_TW"/>
@@ -3857,18 +3503,12 @@
         </w:rPr>
         <w:t>人的靈是往上升：參</w:t>
       </w:r>
-      <w:hyperlink r:id="rId69">
-        <w:r>
-          <w:rPr>
-            <w:lang w:val="zh_TW" w:bidi="zh_TW"/>
-          </w:rPr>
-          <w:rPr>
-            <w:color w:val="0000EE"/>
-            <w:u w:val="single"/>
-          </w:rPr>
-          <w:t>十二章7節</w:t>
-        </w:r>
-      </w:hyperlink>
+      <w:r>
+        <w:rPr>
+          <w:lang w:val="zh_TW" w:bidi="zh_TW"/>
+        </w:rPr>
+        <w:t>十二章7節</w:t>
+      </w:r>
       <w:r>
         <w:rPr>
           <w:lang w:val="zh_TW" w:bidi="zh_TW"/>
@@ -3923,36 +3563,24 @@
         </w:rPr>
         <w:t>在他經營的事上喜樂：工作現在獨立於飲食之外，成為一種享受的來源（參</w:t>
       </w:r>
-      <w:hyperlink r:id="rId70">
-        <w:r>
-          <w:rPr>
-            <w:lang w:val="zh_TW" w:bidi="zh_TW"/>
-          </w:rPr>
-          <w:rPr>
-            <w:color w:val="0000EE"/>
-            <w:u w:val="single"/>
-          </w:rPr>
-          <w:t>2:24–25</w:t>
-        </w:r>
-      </w:hyperlink>
+      <w:r>
+        <w:rPr>
+          <w:lang w:val="zh_TW" w:bidi="zh_TW"/>
+        </w:rPr>
+        <w:t>2:24–25</w:t>
+      </w:r>
       <w:r>
         <w:rPr>
           <w:lang w:val="zh_TW" w:bidi="zh_TW"/>
         </w:rPr>
         <w:t>，</w:t>
       </w:r>
-      <w:hyperlink r:id="rId57">
-        <w:r>
-          <w:rPr>
-            <w:lang w:val="zh_TW" w:bidi="zh_TW"/>
-          </w:rPr>
-          <w:rPr>
-            <w:color w:val="0000EE"/>
-            <w:u w:val="single"/>
-          </w:rPr>
-          <w:t>3:12–13</w:t>
-        </w:r>
-      </w:hyperlink>
+      <w:r>
+        <w:rPr>
+          <w:lang w:val="zh_TW" w:bidi="zh_TW"/>
+        </w:rPr>
+        <w:t>3:12–13</w:t>
+      </w:r>
       <w:r>
         <w:rPr>
           <w:lang w:val="zh_TW" w:bidi="zh_TW"/>
@@ -4103,18 +3731,12 @@
         </w:rPr>
         <w:t>大多數人因爭競的驅動而追求成功。由於這些努力的成果本身沒有內在價值，傳道者建議以節制（</w:t>
       </w:r>
-      <w:hyperlink r:id="rId71">
-        <w:r>
-          <w:rPr>
-            <w:lang w:val="zh_TW" w:bidi="zh_TW"/>
-          </w:rPr>
-          <w:rPr>
-            <w:color w:val="0000EE"/>
-            <w:u w:val="single"/>
-          </w:rPr>
-          <w:t>4:5–6</w:t>
-        </w:r>
-      </w:hyperlink>
+      <w:r>
+        <w:rPr>
+          <w:lang w:val="zh_TW" w:bidi="zh_TW"/>
+        </w:rPr>
+        <w:t>4:5–6</w:t>
+      </w:r>
       <w:r>
         <w:rPr>
           <w:lang w:val="zh_TW" w:bidi="zh_TW"/>
@@ -4169,18 +3791,12 @@
         </w:rPr>
         <w:t>愚昧人甚至不會嘗試去成功，最終導致其貧困。其他人則拼命投入全部時間和精力追求短暫的財富，卻沒有時間享受（參</w:t>
       </w:r>
-      <w:hyperlink r:id="rId72">
-        <w:r>
-          <w:rPr>
-            <w:lang w:val="zh_TW" w:bidi="zh_TW"/>
-          </w:rPr>
-          <w:rPr>
-            <w:color w:val="0000EE"/>
-            <w:u w:val="single"/>
-          </w:rPr>
-          <w:t>箴23:4–5</w:t>
-        </w:r>
-      </w:hyperlink>
+      <w:r>
+        <w:rPr>
+          <w:lang w:val="zh_TW" w:bidi="zh_TW"/>
+        </w:rPr>
+        <w:t>箴23:4–5</w:t>
+      </w:r>
       <w:r>
         <w:rPr>
           <w:lang w:val="zh_TW" w:bidi="zh_TW"/>
@@ -4235,18 +3851,12 @@
         </w:rPr>
         <w:t>這位獨居的男子正是對在</w:t>
       </w:r>
-      <w:hyperlink r:id="rId73">
-        <w:r>
-          <w:rPr>
-            <w:lang w:val="zh_TW" w:bidi="zh_TW"/>
-          </w:rPr>
-          <w:rPr>
-            <w:color w:val="0000EE"/>
-            <w:u w:val="single"/>
-          </w:rPr>
-          <w:t>四章6節</w:t>
-        </w:r>
-      </w:hyperlink>
+      <w:r>
+        <w:rPr>
+          <w:lang w:val="zh_TW" w:bidi="zh_TW"/>
+        </w:rPr>
+        <w:t>四章6節</w:t>
+      </w:r>
       <w:r>
         <w:rPr>
           <w:lang w:val="zh_TW" w:bidi="zh_TW"/>
@@ -4301,18 +3911,12 @@
         </w:rPr>
         <w:t>兩個人總比一個人好：孤獨的人（</w:t>
       </w:r>
-      <w:hyperlink r:id="rId74">
-        <w:r>
-          <w:rPr>
-            <w:lang w:val="zh_TW" w:bidi="zh_TW"/>
-          </w:rPr>
-          <w:rPr>
-            <w:color w:val="0000EE"/>
-            <w:u w:val="single"/>
-          </w:rPr>
-          <w:t>4:8</w:t>
-        </w:r>
-      </w:hyperlink>
+      <w:r>
+        <w:rPr>
+          <w:lang w:val="zh_TW" w:bidi="zh_TW"/>
+        </w:rPr>
+        <w:t>4:8</w:t>
+      </w:r>
       <w:r>
         <w:rPr>
           <w:lang w:val="zh_TW" w:bidi="zh_TW"/>
@@ -4511,18 +4115,12 @@
         </w:rPr>
         <w:t>事務多……言語多：我們的努力和言語應該以節制為特徵（參</w:t>
       </w:r>
-      <w:hyperlink r:id="rId75">
-        <w:r>
-          <w:rPr>
-            <w:lang w:val="zh_TW" w:bidi="zh_TW"/>
-          </w:rPr>
-          <w:rPr>
-            <w:color w:val="0000EE"/>
-            <w:u w:val="single"/>
-          </w:rPr>
-          <w:t>箴10:19</w:t>
-        </w:r>
-      </w:hyperlink>
+      <w:r>
+        <w:rPr>
+          <w:lang w:val="zh_TW" w:bidi="zh_TW"/>
+        </w:rPr>
+        <w:t>箴10:19</w:t>
+      </w:r>
       <w:r>
         <w:rPr>
           <w:lang w:val="zh_TW" w:bidi="zh_TW"/>
@@ -4577,54 +4175,36 @@
         </w:rPr>
         <w:t>信守你對祂的所有許願：這幾乎是從律法的直接引用（</w:t>
       </w:r>
-      <w:hyperlink r:id="rId76">
-        <w:r>
-          <w:rPr>
-            <w:lang w:val="zh_TW" w:bidi="zh_TW"/>
-          </w:rPr>
-          <w:rPr>
-            <w:color w:val="0000EE"/>
-            <w:u w:val="single"/>
-          </w:rPr>
-          <w:t>申23:21–23</w:t>
-        </w:r>
-      </w:hyperlink>
+      <w:r>
+        <w:rPr>
+          <w:lang w:val="zh_TW" w:bidi="zh_TW"/>
+        </w:rPr>
+        <w:t>申23:21–23</w:t>
+      </w:r>
       <w:r>
         <w:rPr>
           <w:lang w:val="zh_TW" w:bidi="zh_TW"/>
         </w:rPr>
         <w:t xml:space="preserve">；另見 </w:t>
       </w:r>
-      <w:hyperlink r:id="rId77">
-        <w:r>
-          <w:rPr>
-            <w:lang w:val="zh_TW" w:bidi="zh_TW"/>
-          </w:rPr>
-          <w:rPr>
-            <w:color w:val="0000EE"/>
-            <w:u w:val="single"/>
-          </w:rPr>
-          <w:t>箴12:22</w:t>
-        </w:r>
-      </w:hyperlink>
+      <w:r>
+        <w:rPr>
+          <w:lang w:val="zh_TW" w:bidi="zh_TW"/>
+        </w:rPr>
+        <w:t>箴12:22</w:t>
+      </w:r>
       <w:r>
         <w:rPr>
           <w:lang w:val="zh_TW" w:bidi="zh_TW"/>
         </w:rPr>
         <w:t>，</w:t>
       </w:r>
-      <w:hyperlink r:id="rId78">
-        <w:r>
-          <w:rPr>
-            <w:lang w:val="zh_TW" w:bidi="zh_TW"/>
-          </w:rPr>
-          <w:rPr>
-            <w:color w:val="0000EE"/>
-            <w:u w:val="single"/>
-          </w:rPr>
-          <w:t>20:25</w:t>
-        </w:r>
-      </w:hyperlink>
+      <w:r>
+        <w:rPr>
+          <w:lang w:val="zh_TW" w:bidi="zh_TW"/>
+        </w:rPr>
+        <w:t>20:25</w:t>
+      </w:r>
       <w:r>
         <w:rPr>
           <w:lang w:val="zh_TW" w:bidi="zh_TW"/>
@@ -4679,36 +4259,24 @@
         </w:rPr>
         <w:t>敬畏神：敬畏神是說有價值的話、做有益之事的基礎（見</w:t>
       </w:r>
-      <w:hyperlink r:id="rId79">
-        <w:r>
-          <w:rPr>
-            <w:lang w:val="zh_TW" w:bidi="zh_TW"/>
-          </w:rPr>
-          <w:rPr>
-            <w:color w:val="0000EE"/>
-            <w:u w:val="single"/>
-          </w:rPr>
-          <w:t>12:1</w:t>
-        </w:r>
-      </w:hyperlink>
+      <w:r>
+        <w:rPr>
+          <w:lang w:val="zh_TW" w:bidi="zh_TW"/>
+        </w:rPr>
+        <w:t>12:1</w:t>
+      </w:r>
       <w:r>
         <w:rPr>
           <w:lang w:val="zh_TW" w:bidi="zh_TW"/>
         </w:rPr>
         <w:t>；</w:t>
       </w:r>
-      <w:hyperlink r:id="rId80">
-        <w:r>
-          <w:rPr>
-            <w:lang w:val="zh_TW" w:bidi="zh_TW"/>
-          </w:rPr>
-          <w:rPr>
-            <w:color w:val="0000EE"/>
-            <w:u w:val="single"/>
-          </w:rPr>
-          <w:t>箴1:7</w:t>
-        </w:r>
-      </w:hyperlink>
+      <w:r>
+        <w:rPr>
+          <w:lang w:val="zh_TW" w:bidi="zh_TW"/>
+        </w:rPr>
+        <w:t>箴1:7</w:t>
+      </w:r>
       <w:r>
         <w:rPr>
           <w:lang w:val="zh_TW" w:bidi="zh_TW"/>
@@ -4788,18 +4356,12 @@
         </w:rPr>
         <w:t>（另見</w:t>
       </w:r>
-      <w:hyperlink r:id="rId81">
-        <w:r>
-          <w:rPr>
-            <w:lang w:val="zh_TW" w:bidi="zh_TW"/>
-          </w:rPr>
-          <w:rPr>
-            <w:color w:val="0000EE"/>
-            <w:u w:val="single"/>
-          </w:rPr>
-          <w:t>撒上8:11–18</w:t>
-        </w:r>
-      </w:hyperlink>
+      <w:r>
+        <w:rPr>
+          <w:lang w:val="zh_TW" w:bidi="zh_TW"/>
+        </w:rPr>
+        <w:t>撒上8:11–18</w:t>
+      </w:r>
       <w:r>
         <w:rPr>
           <w:lang w:val="zh_TW" w:bidi="zh_TW"/>
@@ -4902,18 +4464,12 @@
         </w:rPr>
         <w:t>努力工作的人睡得好：辛勤工作與節制生活，方為寧靜豐盛人生的秘訣。追求財富會導致不必要的焦慮（</w:t>
       </w:r>
-      <w:hyperlink r:id="rId82">
-        <w:r>
-          <w:rPr>
-            <w:lang w:val="zh_TW" w:bidi="zh_TW"/>
-          </w:rPr>
-          <w:rPr>
-            <w:color w:val="0000EE"/>
-            <w:u w:val="single"/>
-          </w:rPr>
-          <w:t>5:3</w:t>
-        </w:r>
-      </w:hyperlink>
+      <w:r>
+        <w:rPr>
+          <w:lang w:val="zh_TW" w:bidi="zh_TW"/>
+        </w:rPr>
+        <w:t>5:3</w:t>
+      </w:r>
       <w:r>
         <w:rPr>
           <w:lang w:val="zh_TW" w:bidi="zh_TW"/>
@@ -5112,36 +4668,24 @@
         </w:rPr>
         <w:t>這位「不幸之人」的比喻類似於</w:t>
       </w:r>
-      <w:hyperlink r:id="rId83">
-        <w:r>
-          <w:rPr>
-            <w:lang w:val="zh_TW" w:bidi="zh_TW"/>
-          </w:rPr>
-          <w:rPr>
-            <w:color w:val="0000EE"/>
-            <w:u w:val="single"/>
-          </w:rPr>
-          <w:t>四章7至8節</w:t>
-        </w:r>
-      </w:hyperlink>
+      <w:r>
+        <w:rPr>
+          <w:lang w:val="zh_TW" w:bidi="zh_TW"/>
+        </w:rPr>
+        <w:t>四章7至8節</w:t>
+      </w:r>
       <w:r>
         <w:rPr>
           <w:lang w:val="zh_TW" w:bidi="zh_TW"/>
         </w:rPr>
         <w:t>和</w:t>
       </w:r>
-      <w:hyperlink r:id="rId84">
-        <w:r>
-          <w:rPr>
-            <w:lang w:val="zh_TW" w:bidi="zh_TW"/>
-          </w:rPr>
-          <w:rPr>
-            <w:color w:val="0000EE"/>
-            <w:u w:val="single"/>
-          </w:rPr>
-          <w:t>五章13至17節</w:t>
-        </w:r>
-      </w:hyperlink>
+      <w:r>
+        <w:rPr>
+          <w:lang w:val="zh_TW" w:bidi="zh_TW"/>
+        </w:rPr>
+        <w:t>五章13至17節</w:t>
+      </w:r>
       <w:r>
         <w:rPr>
           <w:lang w:val="zh_TW" w:bidi="zh_TW"/>
@@ -5244,18 +4788,12 @@
         </w:rPr>
         <w:t>人們無論擁有多少，都似乎永遠不滿足於他們所擁有的東西（參</w:t>
       </w:r>
-      <w:hyperlink r:id="rId85">
-        <w:r>
-          <w:rPr>
-            <w:lang w:val="zh_TW" w:bidi="zh_TW"/>
-          </w:rPr>
-          <w:rPr>
-            <w:color w:val="0000EE"/>
-            <w:u w:val="single"/>
-          </w:rPr>
-          <w:t>5:10</w:t>
-        </w:r>
-      </w:hyperlink>
+      <w:r>
+        <w:rPr>
+          <w:lang w:val="zh_TW" w:bidi="zh_TW"/>
+        </w:rPr>
+        <w:t>5:10</w:t>
+      </w:r>
       <w:r>
         <w:rPr>
           <w:lang w:val="zh_TW" w:bidi="zh_TW"/>
@@ -5362,54 +4900,36 @@
         </w:rPr>
         <w:t>一切都已經被命定了（和合本譯為：先前所有的，早已起了名）：參</w:t>
       </w:r>
-      <w:hyperlink r:id="rId86">
-        <w:r>
-          <w:rPr>
-            <w:lang w:val="zh_TW" w:bidi="zh_TW"/>
-          </w:rPr>
-          <w:rPr>
-            <w:color w:val="0000EE"/>
-            <w:u w:val="single"/>
-          </w:rPr>
-          <w:t>羅馬書八章29節</w:t>
-        </w:r>
-      </w:hyperlink>
+      <w:r>
+        <w:rPr>
+          <w:lang w:val="zh_TW" w:bidi="zh_TW"/>
+        </w:rPr>
+        <w:t>羅馬書八章29節</w:t>
+      </w:r>
       <w:r>
         <w:rPr>
           <w:lang w:val="zh_TW" w:bidi="zh_TW"/>
         </w:rPr>
         <w:t>；</w:t>
       </w:r>
-      <w:hyperlink r:id="rId87">
-        <w:r>
-          <w:rPr>
-            <w:lang w:val="zh_TW" w:bidi="zh_TW"/>
-          </w:rPr>
-          <w:rPr>
-            <w:color w:val="0000EE"/>
-            <w:u w:val="single"/>
-          </w:rPr>
-          <w:t>以弗所書一章5節</w:t>
-        </w:r>
-      </w:hyperlink>
+      <w:r>
+        <w:rPr>
+          <w:lang w:val="zh_TW" w:bidi="zh_TW"/>
+        </w:rPr>
+        <w:t>以弗所書一章5節</w:t>
+      </w:r>
       <w:r>
         <w:rPr>
           <w:lang w:val="zh_TW" w:bidi="zh_TW"/>
         </w:rPr>
         <w:t>、</w:t>
       </w:r>
-      <w:hyperlink r:id="rId88">
-        <w:r>
-          <w:rPr>
-            <w:lang w:val="zh_TW" w:bidi="zh_TW"/>
-          </w:rPr>
-          <w:rPr>
-            <w:color w:val="0000EE"/>
-            <w:u w:val="single"/>
-          </w:rPr>
-          <w:t>11節</w:t>
-        </w:r>
-      </w:hyperlink>
+      <w:r>
+        <w:rPr>
+          <w:lang w:val="zh_TW" w:bidi="zh_TW"/>
+        </w:rPr>
+        <w:t>11節</w:t>
+      </w:r>
       <w:r>
         <w:rPr>
           <w:lang w:val="zh_TW" w:bidi="zh_TW"/>
@@ -5434,18 +4954,12 @@
         </w:rPr>
         <w:t>每個人會成為什麼樣的人，在很久以前就已經知道了（和合本譯為：並知道何為人）：參</w:t>
       </w:r>
-      <w:hyperlink r:id="rId89">
-        <w:r>
-          <w:rPr>
-            <w:lang w:val="zh_TW" w:bidi="zh_TW"/>
-          </w:rPr>
-          <w:rPr>
-            <w:color w:val="0000EE"/>
-            <w:u w:val="single"/>
-          </w:rPr>
-          <w:t>詩篇一百三十九章15至16節</w:t>
-        </w:r>
-      </w:hyperlink>
+      <w:r>
+        <w:rPr>
+          <w:lang w:val="zh_TW" w:bidi="zh_TW"/>
+        </w:rPr>
+        <w:t>詩篇一百三十九章15至16節</w:t>
+      </w:r>
       <w:r>
         <w:rPr>
           <w:lang w:val="zh_TW" w:bidi="zh_TW"/>
@@ -5470,18 +4984,12 @@
         </w:rPr>
         <w:t>與神爭論你的命運是沒有用的（和合本譯為：他也不能與那比自己力大的相爭）：參</w:t>
       </w:r>
-      <w:hyperlink r:id="rId90">
-        <w:r>
-          <w:rPr>
-            <w:lang w:val="zh_TW" w:bidi="zh_TW"/>
-          </w:rPr>
-          <w:rPr>
-            <w:color w:val="0000EE"/>
-            <w:u w:val="single"/>
-          </w:rPr>
-          <w:t>羅馬書九章20至24節</w:t>
-        </w:r>
-      </w:hyperlink>
+      <w:r>
+        <w:rPr>
+          <w:lang w:val="zh_TW" w:bidi="zh_TW"/>
+        </w:rPr>
+        <w:t>羅馬書九章20至24節</w:t>
+      </w:r>
       <w:r>
         <w:rPr>
           <w:lang w:val="zh_TW" w:bidi="zh_TW"/>
@@ -5596,36 +5104,24 @@
         </w:rPr>
         <w:t>）：參</w:t>
       </w:r>
-      <w:hyperlink r:id="rId75">
-        <w:r>
-          <w:rPr>
-            <w:lang w:val="zh_TW" w:bidi="zh_TW"/>
-          </w:rPr>
-          <w:rPr>
-            <w:color w:val="0000EE"/>
-            <w:u w:val="single"/>
-          </w:rPr>
-          <w:t>箴言十章19節</w:t>
-        </w:r>
-      </w:hyperlink>
+      <w:r>
+        <w:rPr>
+          <w:lang w:val="zh_TW" w:bidi="zh_TW"/>
+        </w:rPr>
+        <w:t>箴言十章19節</w:t>
+      </w:r>
       <w:r>
         <w:rPr>
           <w:lang w:val="zh_TW" w:bidi="zh_TW"/>
         </w:rPr>
         <w:t>，</w:t>
       </w:r>
-      <w:hyperlink r:id="rId91">
-        <w:r>
-          <w:rPr>
-            <w:lang w:val="zh_TW" w:bidi="zh_TW"/>
-          </w:rPr>
-          <w:rPr>
-            <w:color w:val="0000EE"/>
-            <w:u w:val="single"/>
-          </w:rPr>
-          <w:t>十七章28節</w:t>
-        </w:r>
-      </w:hyperlink>
+      <w:r>
+        <w:rPr>
+          <w:lang w:val="zh_TW" w:bidi="zh_TW"/>
+        </w:rPr>
+        <w:t>十七章28節</w:t>
+      </w:r>
       <w:r>
         <w:rPr>
           <w:lang w:val="zh_TW" w:bidi="zh_TW"/>
@@ -5684,126 +5180,84 @@
         </w:rPr>
         <w:t>誰知道？誰能告訴？這些問題已經有了答案。我們的日子最好是用來智慧地生活，享受我們的工作和神的恩賜（</w:t>
       </w:r>
-      <w:hyperlink r:id="rId92">
-        <w:r>
-          <w:rPr>
-            <w:lang w:val="zh_TW" w:bidi="zh_TW"/>
-          </w:rPr>
-          <w:rPr>
-            <w:color w:val="0000EE"/>
-            <w:u w:val="single"/>
-          </w:rPr>
-          <w:t>2:13–14</w:t>
-        </w:r>
-      </w:hyperlink>
+      <w:r>
+        <w:rPr>
+          <w:lang w:val="zh_TW" w:bidi="zh_TW"/>
+        </w:rPr>
+        <w:t>2:13–14</w:t>
+      </w:r>
       <w:r>
         <w:rPr>
           <w:lang w:val="zh_TW" w:bidi="zh_TW"/>
         </w:rPr>
         <w:t>、</w:t>
       </w:r>
-      <w:hyperlink r:id="rId63">
-        <w:r>
-          <w:rPr>
-            <w:lang w:val="zh_TW" w:bidi="zh_TW"/>
-          </w:rPr>
-          <w:rPr>
-            <w:color w:val="0000EE"/>
-            <w:u w:val="single"/>
-          </w:rPr>
-          <w:t>24</w:t>
-        </w:r>
-      </w:hyperlink>
+      <w:r>
+        <w:rPr>
+          <w:lang w:val="zh_TW" w:bidi="zh_TW"/>
+        </w:rPr>
+        <w:t>24</w:t>
+      </w:r>
       <w:r>
         <w:rPr>
           <w:lang w:val="zh_TW" w:bidi="zh_TW"/>
         </w:rPr>
         <w:t>，</w:t>
       </w:r>
-      <w:hyperlink r:id="rId93">
-        <w:r>
-          <w:rPr>
-            <w:lang w:val="zh_TW" w:bidi="zh_TW"/>
-          </w:rPr>
-          <w:rPr>
-            <w:color w:val="0000EE"/>
-            <w:u w:val="single"/>
-          </w:rPr>
-          <w:t>3:22</w:t>
-        </w:r>
-      </w:hyperlink>
+      <w:r>
+        <w:rPr>
+          <w:lang w:val="zh_TW" w:bidi="zh_TW"/>
+        </w:rPr>
+        <w:t>3:22</w:t>
+      </w:r>
       <w:r>
         <w:rPr>
           <w:lang w:val="zh_TW" w:bidi="zh_TW"/>
         </w:rPr>
         <w:t>，</w:t>
       </w:r>
-      <w:hyperlink r:id="rId94">
-        <w:r>
-          <w:rPr>
-            <w:lang w:val="zh_TW" w:bidi="zh_TW"/>
-          </w:rPr>
-          <w:rPr>
-            <w:color w:val="0000EE"/>
-            <w:u w:val="single"/>
-          </w:rPr>
-          <w:t>5:18</w:t>
-        </w:r>
-      </w:hyperlink>
+      <w:r>
+        <w:rPr>
+          <w:lang w:val="zh_TW" w:bidi="zh_TW"/>
+        </w:rPr>
+        <w:t>5:18</w:t>
+      </w:r>
       <w:r>
         <w:rPr>
           <w:lang w:val="zh_TW" w:bidi="zh_TW"/>
         </w:rPr>
         <w:t>）。在這個地上將要發生的事情都是已經發生過的（</w:t>
       </w:r>
-      <w:hyperlink r:id="rId95">
-        <w:r>
-          <w:rPr>
-            <w:lang w:val="zh_TW" w:bidi="zh_TW"/>
-          </w:rPr>
-          <w:rPr>
-            <w:color w:val="0000EE"/>
-            <w:u w:val="single"/>
-          </w:rPr>
-          <w:t>1:9</w:t>
-        </w:r>
-      </w:hyperlink>
+      <w:r>
+        <w:rPr>
+          <w:lang w:val="zh_TW" w:bidi="zh_TW"/>
+        </w:rPr>
+        <w:t>1:9</w:t>
+      </w:r>
       <w:r>
         <w:rPr>
           <w:lang w:val="zh_TW" w:bidi="zh_TW"/>
         </w:rPr>
         <w:t>、</w:t>
       </w:r>
-      <w:hyperlink r:id="rId96">
-        <w:r>
-          <w:rPr>
-            <w:lang w:val="zh_TW" w:bidi="zh_TW"/>
-          </w:rPr>
-          <w:rPr>
-            <w:color w:val="0000EE"/>
-            <w:u w:val="single"/>
-          </w:rPr>
-          <w:t>10</w:t>
-        </w:r>
-      </w:hyperlink>
+      <w:r>
+        <w:rPr>
+          <w:lang w:val="zh_TW" w:bidi="zh_TW"/>
+        </w:rPr>
+        <w:t>10</w:t>
+      </w:r>
       <w:r>
         <w:rPr>
           <w:lang w:val="zh_TW" w:bidi="zh_TW"/>
         </w:rPr>
         <w:t>；</w:t>
       </w:r>
-      <w:hyperlink r:id="rId97">
-        <w:r>
-          <w:rPr>
-            <w:lang w:val="zh_TW" w:bidi="zh_TW"/>
-          </w:rPr>
-          <w:rPr>
-            <w:color w:val="0000EE"/>
-            <w:u w:val="single"/>
-          </w:rPr>
-          <w:t>3:15</w:t>
-        </w:r>
-      </w:hyperlink>
+      <w:r>
+        <w:rPr>
+          <w:lang w:val="zh_TW" w:bidi="zh_TW"/>
+        </w:rPr>
+        <w:t>3:15</w:t>
+      </w:r>
       <w:r>
         <w:rPr>
           <w:lang w:val="zh_TW" w:bidi="zh_TW"/>
@@ -5828,90 +5282,60 @@
         </w:rPr>
         <w:t>如影兒：參</w:t>
       </w:r>
-      <w:hyperlink r:id="rId98">
-        <w:r>
-          <w:rPr>
-            <w:lang w:val="zh_TW" w:bidi="zh_TW"/>
-          </w:rPr>
-          <w:rPr>
-            <w:color w:val="0000EE"/>
-            <w:u w:val="single"/>
-          </w:rPr>
-          <w:t>詩篇三十九篇4至6節</w:t>
-        </w:r>
-      </w:hyperlink>
+      <w:r>
+        <w:rPr>
+          <w:lang w:val="zh_TW" w:bidi="zh_TW"/>
+        </w:rPr>
+        <w:t>詩篇三十九篇4至6節</w:t>
+      </w:r>
       <w:r>
         <w:rPr>
           <w:lang w:val="zh_TW" w:bidi="zh_TW"/>
         </w:rPr>
         <w:t>，</w:t>
       </w:r>
-      <w:hyperlink r:id="rId99">
-        <w:r>
-          <w:rPr>
-            <w:lang w:val="zh_TW" w:bidi="zh_TW"/>
-          </w:rPr>
-          <w:rPr>
-            <w:color w:val="0000EE"/>
-            <w:u w:val="single"/>
-          </w:rPr>
-          <w:t>九十篇3至6節</w:t>
-        </w:r>
-      </w:hyperlink>
+      <w:r>
+        <w:rPr>
+          <w:lang w:val="zh_TW" w:bidi="zh_TW"/>
+        </w:rPr>
+        <w:t>九十篇3至6節</w:t>
+      </w:r>
       <w:r>
         <w:rPr>
           <w:lang w:val="zh_TW" w:bidi="zh_TW"/>
         </w:rPr>
         <w:t>、</w:t>
       </w:r>
-      <w:hyperlink r:id="rId100">
-        <w:r>
-          <w:rPr>
-            <w:lang w:val="zh_TW" w:bidi="zh_TW"/>
-          </w:rPr>
-          <w:rPr>
-            <w:color w:val="0000EE"/>
-            <w:u w:val="single"/>
-          </w:rPr>
-          <w:t>10至12節</w:t>
-        </w:r>
-      </w:hyperlink>
+      <w:r>
+        <w:rPr>
+          <w:lang w:val="zh_TW" w:bidi="zh_TW"/>
+        </w:rPr>
+        <w:t>10至12節</w:t>
+      </w:r>
       <w:r>
         <w:rPr>
           <w:lang w:val="zh_TW" w:bidi="zh_TW"/>
         </w:rPr>
         <w:t>，</w:t>
       </w:r>
-      <w:hyperlink r:id="rId101">
-        <w:r>
-          <w:rPr>
-            <w:lang w:val="zh_TW" w:bidi="zh_TW"/>
-          </w:rPr>
-          <w:rPr>
-            <w:color w:val="0000EE"/>
-            <w:u w:val="single"/>
-          </w:rPr>
-          <w:t>一〇九篇23節</w:t>
-        </w:r>
-      </w:hyperlink>
+      <w:r>
+        <w:rPr>
+          <w:lang w:val="zh_TW" w:bidi="zh_TW"/>
+        </w:rPr>
+        <w:t>一〇九篇23節</w:t>
+      </w:r>
       <w:r>
         <w:rPr>
           <w:lang w:val="zh_TW" w:bidi="zh_TW"/>
         </w:rPr>
         <w:t>，</w:t>
       </w:r>
-      <w:hyperlink r:id="rId102">
-        <w:r>
-          <w:rPr>
-            <w:lang w:val="zh_TW" w:bidi="zh_TW"/>
-          </w:rPr>
-          <w:rPr>
-            <w:color w:val="0000EE"/>
-            <w:u w:val="single"/>
-          </w:rPr>
-          <w:t>一四四篇4節</w:t>
-        </w:r>
-      </w:hyperlink>
+      <w:r>
+        <w:rPr>
+          <w:lang w:val="zh_TW" w:bidi="zh_TW"/>
+        </w:rPr>
+        <w:t>一四四篇4節</w:t>
+      </w:r>
       <w:r>
         <w:rPr>
           <w:lang w:val="zh_TW" w:bidi="zh_TW"/>
@@ -5970,36 +5394,24 @@
         </w:rPr>
         <w:t>追求奢侈品如香水（和合本譯為：美好的膏油）的努力，不如尋求智慧和公義的好名聲更有價值（</w:t>
       </w:r>
-      <w:hyperlink r:id="rId103">
-        <w:r>
-          <w:rPr>
-            <w:lang w:val="zh_TW" w:bidi="zh_TW"/>
-          </w:rPr>
-          <w:rPr>
-            <w:color w:val="0000EE"/>
-            <w:u w:val="single"/>
-          </w:rPr>
-          <w:t>箴22:1</w:t>
-        </w:r>
-      </w:hyperlink>
+      <w:r>
+        <w:rPr>
+          <w:lang w:val="zh_TW" w:bidi="zh_TW"/>
+        </w:rPr>
+        <w:t>箴22:1</w:t>
+      </w:r>
       <w:r>
         <w:rPr>
           <w:lang w:val="zh_TW" w:bidi="zh_TW"/>
         </w:rPr>
         <w:t>，</w:t>
       </w:r>
-      <w:hyperlink r:id="rId104">
-        <w:r>
-          <w:rPr>
-            <w:lang w:val="zh_TW" w:bidi="zh_TW"/>
-          </w:rPr>
-          <w:rPr>
-            <w:color w:val="0000EE"/>
-            <w:u w:val="single"/>
-          </w:rPr>
-          <w:t>28:6</w:t>
-        </w:r>
-      </w:hyperlink>
+      <w:r>
+        <w:rPr>
+          <w:lang w:val="zh_TW" w:bidi="zh_TW"/>
+        </w:rPr>
+        <w:t>28:6</w:t>
+      </w:r>
       <w:r>
         <w:rPr>
           <w:lang w:val="zh_TW" w:bidi="zh_TW"/>
@@ -6024,72 +5436,48 @@
         </w:rPr>
         <w:t>死亡之日勝過出生之日：當生命的煩惱結束時，有一種解脫的感覺。生活的艱難會讓人期待死亡的平安（</w:t>
       </w:r>
-      <w:hyperlink r:id="rId44">
-        <w:r>
-          <w:rPr>
-            <w:lang w:val="zh_TW" w:bidi="zh_TW"/>
-          </w:rPr>
-          <w:rPr>
-            <w:color w:val="0000EE"/>
-            <w:u w:val="single"/>
-          </w:rPr>
-          <w:t>傳1:18</w:t>
-        </w:r>
-      </w:hyperlink>
+      <w:r>
+        <w:rPr>
+          <w:lang w:val="zh_TW" w:bidi="zh_TW"/>
+        </w:rPr>
+        <w:t>傳1:18</w:t>
+      </w:r>
       <w:r>
         <w:rPr>
           <w:lang w:val="zh_TW" w:bidi="zh_TW"/>
         </w:rPr>
         <w:t>，</w:t>
       </w:r>
-      <w:hyperlink r:id="rId105">
-        <w:r>
-          <w:rPr>
-            <w:lang w:val="zh_TW" w:bidi="zh_TW"/>
-          </w:rPr>
-          <w:rPr>
-            <w:color w:val="0000EE"/>
-            <w:u w:val="single"/>
-          </w:rPr>
-          <w:t>2:22</w:t>
-        </w:r>
-      </w:hyperlink>
+      <w:r>
+        <w:rPr>
+          <w:lang w:val="zh_TW" w:bidi="zh_TW"/>
+        </w:rPr>
+        <w:t>2:22</w:t>
+      </w:r>
       <w:r>
         <w:rPr>
           <w:lang w:val="zh_TW" w:bidi="zh_TW"/>
         </w:rPr>
         <w:t>，</w:t>
       </w:r>
-      <w:hyperlink r:id="rId106">
-        <w:r>
-          <w:rPr>
-            <w:lang w:val="zh_TW" w:bidi="zh_TW"/>
-          </w:rPr>
-          <w:rPr>
-            <w:color w:val="0000EE"/>
-            <w:u w:val="single"/>
-          </w:rPr>
-          <w:t>4:2–3</w:t>
-        </w:r>
-      </w:hyperlink>
+      <w:r>
+        <w:rPr>
+          <w:lang w:val="zh_TW" w:bidi="zh_TW"/>
+        </w:rPr>
+        <w:t>4:2–3</w:t>
+      </w:r>
       <w:r>
         <w:rPr>
           <w:lang w:val="zh_TW" w:bidi="zh_TW"/>
         </w:rPr>
         <w:t>，</w:t>
       </w:r>
-      <w:hyperlink r:id="rId79">
-        <w:r>
-          <w:rPr>
-            <w:lang w:val="zh_TW" w:bidi="zh_TW"/>
-          </w:rPr>
-          <w:rPr>
-            <w:color w:val="0000EE"/>
-            <w:u w:val="single"/>
-          </w:rPr>
-          <w:t>12:1</w:t>
-        </w:r>
-      </w:hyperlink>
+      <w:r>
+        <w:rPr>
+          <w:lang w:val="zh_TW" w:bidi="zh_TW"/>
+        </w:rPr>
+        <w:t>12:1</w:t>
+      </w:r>
       <w:r>
         <w:rPr>
           <w:lang w:val="zh_TW" w:bidi="zh_TW"/>
@@ -6192,18 +5580,12 @@
         </w:rPr>
         <w:t>當智慧要求我們清醒地面對死亡時，輕浮的狂歡就是愚蠢的（另見</w:t>
       </w:r>
-      <w:hyperlink r:id="rId107">
-        <w:r>
-          <w:rPr>
-            <w:lang w:val="zh_TW" w:bidi="zh_TW"/>
-          </w:rPr>
-          <w:rPr>
-            <w:color w:val="0000EE"/>
-            <w:u w:val="single"/>
-          </w:rPr>
-          <w:t>2:12–13</w:t>
-        </w:r>
-      </w:hyperlink>
+      <w:r>
+        <w:rPr>
+          <w:lang w:val="zh_TW" w:bidi="zh_TW"/>
+        </w:rPr>
+        <w:t>2:12–13</w:t>
+      </w:r>
       <w:r>
         <w:rPr>
           <w:lang w:val="zh_TW" w:bidi="zh_TW"/>
@@ -6258,18 +5640,12 @@
         </w:rPr>
         <w:t>潛移默化的影響：冷靜地思考死亡使我們看到神對罪的詛咒的嚴重性，並使我們相信需要智慧的享受生活（</w:t>
       </w:r>
-      <w:hyperlink r:id="rId108">
-        <w:r>
-          <w:rPr>
-            <w:lang w:val="zh_TW" w:bidi="zh_TW"/>
-          </w:rPr>
-          <w:rPr>
-            <w:color w:val="0000EE"/>
-            <w:u w:val="single"/>
-          </w:rPr>
-          <w:t>9:10</w:t>
-        </w:r>
-      </w:hyperlink>
+      <w:r>
+        <w:rPr>
+          <w:lang w:val="zh_TW" w:bidi="zh_TW"/>
+        </w:rPr>
+        <w:t>9:10</w:t>
+      </w:r>
       <w:r>
         <w:rPr>
           <w:lang w:val="zh_TW" w:bidi="zh_TW"/>
@@ -6324,18 +5700,12 @@
         </w:rPr>
         <w:t>被愚昧人稱讚並享受愚昧人的笑聲是短暫且毫無價值的。被智慧人責備可以帶來真正的收穫（</w:t>
       </w:r>
-      <w:hyperlink r:id="rId109">
-        <w:r>
-          <w:rPr>
-            <w:lang w:val="zh_TW" w:bidi="zh_TW"/>
-          </w:rPr>
-          <w:rPr>
-            <w:color w:val="0000EE"/>
-            <w:u w:val="single"/>
-          </w:rPr>
-          <w:t>箴17:10</w:t>
-        </w:r>
-      </w:hyperlink>
+      <w:r>
+        <w:rPr>
+          <w:lang w:val="zh_TW" w:bidi="zh_TW"/>
+        </w:rPr>
+        <w:t>箴17:10</w:t>
+      </w:r>
       <w:r>
         <w:rPr>
           <w:lang w:val="zh_TW" w:bidi="zh_TW"/>
@@ -6462,36 +5832,24 @@
         </w:rPr>
         <w:t>）：參</w:t>
       </w:r>
-      <w:hyperlink r:id="rId110">
-        <w:r>
-          <w:rPr>
-            <w:lang w:val="zh_TW" w:bidi="zh_TW"/>
-          </w:rPr>
-          <w:rPr>
-            <w:color w:val="0000EE"/>
-            <w:u w:val="single"/>
-          </w:rPr>
-          <w:t>箴言十四章29節</w:t>
-        </w:r>
-      </w:hyperlink>
+      <w:r>
+        <w:rPr>
+          <w:lang w:val="zh_TW" w:bidi="zh_TW"/>
+        </w:rPr>
+        <w:t>箴言十四章29節</w:t>
+      </w:r>
       <w:r>
         <w:rPr>
           <w:lang w:val="zh_TW" w:bidi="zh_TW"/>
         </w:rPr>
         <w:t>，</w:t>
       </w:r>
-      <w:hyperlink r:id="rId111">
-        <w:r>
-          <w:rPr>
-            <w:lang w:val="zh_TW" w:bidi="zh_TW"/>
-          </w:rPr>
-          <w:rPr>
-            <w:color w:val="0000EE"/>
-            <w:u w:val="single"/>
-          </w:rPr>
-          <w:t>二十九章11節</w:t>
-        </w:r>
-      </w:hyperlink>
+      <w:r>
+        <w:rPr>
+          <w:lang w:val="zh_TW" w:bidi="zh_TW"/>
+        </w:rPr>
+        <w:t>二十九章11節</w:t>
+      </w:r>
       <w:r>
         <w:rPr>
           <w:lang w:val="zh_TW" w:bidi="zh_TW"/>
@@ -6580,54 +5938,36 @@
         </w:rPr>
         <w:t>但只有智慧才能拯救你的生命（和合本譯為：唯獨智慧能保全智慧人的生命）：見</w:t>
       </w:r>
-      <w:hyperlink r:id="rId112">
-        <w:r>
-          <w:rPr>
-            <w:lang w:val="zh_TW" w:bidi="zh_TW"/>
-          </w:rPr>
-          <w:rPr>
-            <w:color w:val="0000EE"/>
-            <w:u w:val="single"/>
-          </w:rPr>
-          <w:t>七章17節</w:t>
-        </w:r>
-      </w:hyperlink>
+      <w:r>
+        <w:rPr>
+          <w:lang w:val="zh_TW" w:bidi="zh_TW"/>
+        </w:rPr>
+        <w:t>七章17節</w:t>
+      </w:r>
       <w:r>
         <w:rPr>
           <w:lang w:val="zh_TW" w:bidi="zh_TW"/>
         </w:rPr>
         <w:t>；</w:t>
       </w:r>
-      <w:hyperlink r:id="rId113">
-        <w:r>
-          <w:rPr>
-            <w:lang w:val="zh_TW" w:bidi="zh_TW"/>
-          </w:rPr>
-          <w:rPr>
-            <w:color w:val="0000EE"/>
-            <w:u w:val="single"/>
-          </w:rPr>
-          <w:t>箴言十章2節</w:t>
-        </w:r>
-      </w:hyperlink>
+      <w:r>
+        <w:rPr>
+          <w:lang w:val="zh_TW" w:bidi="zh_TW"/>
+        </w:rPr>
+        <w:t>箴言十章2節</w:t>
+      </w:r>
       <w:r>
         <w:rPr>
           <w:lang w:val="zh_TW" w:bidi="zh_TW"/>
         </w:rPr>
         <w:t>，</w:t>
       </w:r>
-      <w:hyperlink r:id="rId114">
-        <w:r>
-          <w:rPr>
-            <w:lang w:val="zh_TW" w:bidi="zh_TW"/>
-          </w:rPr>
-          <w:rPr>
-            <w:color w:val="0000EE"/>
-            <w:u w:val="single"/>
-          </w:rPr>
-          <w:t>十一章4節</w:t>
-        </w:r>
-      </w:hyperlink>
+      <w:r>
+        <w:rPr>
+          <w:lang w:val="zh_TW" w:bidi="zh_TW"/>
+        </w:rPr>
+        <w:t>十一章4節</w:t>
+      </w:r>
       <w:r>
         <w:rPr>
           <w:lang w:val="zh_TW" w:bidi="zh_TW"/>
@@ -6730,18 +6070,12 @@
         </w:rPr>
         <w:t>享受繁榮昌盛固然有益，但這樣的恩賜轉瞬即逝。明智的人會在一切事上接受神主權的安排（參</w:t>
       </w:r>
-      <w:hyperlink r:id="rId115">
-        <w:r>
-          <w:rPr>
-            <w:lang w:val="zh_TW" w:bidi="zh_TW"/>
-          </w:rPr>
-          <w:rPr>
-            <w:color w:val="0000EE"/>
-            <w:u w:val="single"/>
-          </w:rPr>
-          <w:t>腓4:11–13</w:t>
-        </w:r>
-      </w:hyperlink>
+      <w:r>
+        <w:rPr>
+          <w:lang w:val="zh_TW" w:bidi="zh_TW"/>
+        </w:rPr>
+        <w:t>腓4:11–13</w:t>
+      </w:r>
       <w:r>
         <w:rPr>
           <w:lang w:val="zh_TW" w:bidi="zh_TW"/>
@@ -6844,18 +6178,12 @@
         </w:rPr>
         <w:t>不要行惡過分：邪惡的愚昧可能會導致早逝（例，</w:t>
       </w:r>
-      <w:hyperlink r:id="rId116">
-        <w:r>
-          <w:rPr>
-            <w:lang w:val="zh_TW" w:bidi="zh_TW"/>
-          </w:rPr>
-          <w:rPr>
-            <w:color w:val="0000EE"/>
-            <w:u w:val="single"/>
-          </w:rPr>
-          <w:t>撒上25章</w:t>
-        </w:r>
-      </w:hyperlink>
+      <w:r>
+        <w:rPr>
+          <w:lang w:val="zh_TW" w:bidi="zh_TW"/>
+        </w:rPr>
+        <w:t>撒上25章</w:t>
+      </w:r>
       <w:r>
         <w:rPr>
           <w:lang w:val="zh_TW" w:bidi="zh_TW"/>
@@ -6910,36 +6238,24 @@
         </w:rPr>
         <w:t>一位智慧人（和合本譯為：有智慧的人）：例：見</w:t>
       </w:r>
-      <w:hyperlink r:id="rId117">
-        <w:r>
-          <w:rPr>
-            <w:lang w:val="zh_TW" w:bidi="zh_TW"/>
-          </w:rPr>
-          <w:rPr>
-            <w:color w:val="0000EE"/>
-            <w:u w:val="single"/>
-          </w:rPr>
-          <w:t>九章14至15節</w:t>
-        </w:r>
-      </w:hyperlink>
+      <w:r>
+        <w:rPr>
+          <w:lang w:val="zh_TW" w:bidi="zh_TW"/>
+        </w:rPr>
+        <w:t>九章14至15節</w:t>
+      </w:r>
       <w:r>
         <w:rPr>
           <w:lang w:val="zh_TW" w:bidi="zh_TW"/>
         </w:rPr>
         <w:t>；</w:t>
       </w:r>
-      <w:hyperlink r:id="rId118">
-        <w:r>
-          <w:rPr>
-            <w:lang w:val="zh_TW" w:bidi="zh_TW"/>
-          </w:rPr>
-          <w:rPr>
-            <w:color w:val="0000EE"/>
-            <w:u w:val="single"/>
-          </w:rPr>
-          <w:t>撒母耳記下二十章15至22節</w:t>
-        </w:r>
-      </w:hyperlink>
+      <w:r>
+        <w:rPr>
+          <w:lang w:val="zh_TW" w:bidi="zh_TW"/>
+        </w:rPr>
+        <w:t>撒母耳記下二十章15至22節</w:t>
+      </w:r>
       <w:r>
         <w:rPr>
           <w:lang w:val="zh_TW" w:bidi="zh_TW"/>
@@ -7006,54 +6322,36 @@
         </w:rPr>
         <w:t>：參</w:t>
       </w:r>
-      <w:hyperlink r:id="rId119">
-        <w:r>
-          <w:rPr>
-            <w:lang w:val="zh_TW" w:bidi="zh_TW"/>
-          </w:rPr>
-          <w:rPr>
-            <w:color w:val="0000EE"/>
-            <w:u w:val="single"/>
-          </w:rPr>
-          <w:t>列王紀上八章46節</w:t>
-        </w:r>
-      </w:hyperlink>
+      <w:r>
+        <w:rPr>
+          <w:lang w:val="zh_TW" w:bidi="zh_TW"/>
+        </w:rPr>
+        <w:t>列王紀上八章46節</w:t>
+      </w:r>
       <w:r>
         <w:rPr>
           <w:lang w:val="zh_TW" w:bidi="zh_TW"/>
         </w:rPr>
         <w:t>；</w:t>
       </w:r>
-      <w:hyperlink r:id="rId120">
-        <w:r>
-          <w:rPr>
-            <w:lang w:val="zh_TW" w:bidi="zh_TW"/>
-          </w:rPr>
-          <w:rPr>
-            <w:color w:val="0000EE"/>
-            <w:u w:val="single"/>
-          </w:rPr>
-          <w:t>箴言二十章9節</w:t>
-        </w:r>
-      </w:hyperlink>
+      <w:r>
+        <w:rPr>
+          <w:lang w:val="zh_TW" w:bidi="zh_TW"/>
+        </w:rPr>
+        <w:t>箴言二十章9節</w:t>
+      </w:r>
       <w:r>
         <w:rPr>
           <w:lang w:val="zh_TW" w:bidi="zh_TW"/>
         </w:rPr>
         <w:t>；</w:t>
       </w:r>
-      <w:hyperlink r:id="rId121">
-        <w:r>
-          <w:rPr>
-            <w:lang w:val="zh_TW" w:bidi="zh_TW"/>
-          </w:rPr>
-          <w:rPr>
-            <w:color w:val="0000EE"/>
-            <w:u w:val="single"/>
-          </w:rPr>
-          <w:t>羅馬書三章23節</w:t>
-        </w:r>
-      </w:hyperlink>
+      <w:r>
+        <w:rPr>
+          <w:lang w:val="zh_TW" w:bidi="zh_TW"/>
+        </w:rPr>
+        <w:t>羅馬書三章23節</w:t>
+      </w:r>
       <w:r>
         <w:rPr>
           <w:lang w:val="zh_TW" w:bidi="zh_TW"/>
@@ -7156,36 +6454,24 @@
         </w:rPr>
         <w:t>沒有用（和合本譯為：離我遠）：傳道者沒能找到他所尋求的智慧，也沒能找到事情的緣由。這些緣由隱藏在神的心中（</w:t>
       </w:r>
-      <w:hyperlink r:id="rId122">
-        <w:r>
-          <w:rPr>
-            <w:lang w:val="zh_TW" w:bidi="zh_TW"/>
-          </w:rPr>
-          <w:rPr>
-            <w:color w:val="0000EE"/>
-            <w:u w:val="single"/>
-          </w:rPr>
-          <w:t>3:11</w:t>
-        </w:r>
-      </w:hyperlink>
+      <w:r>
+        <w:rPr>
+          <w:lang w:val="zh_TW" w:bidi="zh_TW"/>
+        </w:rPr>
+        <w:t>3:11</w:t>
+      </w:r>
       <w:r>
         <w:rPr>
           <w:lang w:val="zh_TW" w:bidi="zh_TW"/>
         </w:rPr>
         <w:t>；</w:t>
       </w:r>
-      <w:hyperlink r:id="rId123">
-        <w:r>
-          <w:rPr>
-            <w:lang w:val="zh_TW" w:bidi="zh_TW"/>
-          </w:rPr>
-          <w:rPr>
-            <w:color w:val="0000EE"/>
-            <w:u w:val="single"/>
-          </w:rPr>
-          <w:t>8:17</w:t>
-        </w:r>
-      </w:hyperlink>
+      <w:r>
+        <w:rPr>
+          <w:lang w:val="zh_TW" w:bidi="zh_TW"/>
+        </w:rPr>
+        <w:t>8:17</w:t>
+      </w:r>
       <w:r>
         <w:rPr>
           <w:lang w:val="zh_TW" w:bidi="zh_TW"/>
@@ -7240,36 +6526,24 @@
         </w:rPr>
         <w:t>一位誘人的婦人（和合本譯為：有等婦人）：參</w:t>
       </w:r>
-      <w:hyperlink r:id="rId124">
-        <w:r>
-          <w:rPr>
-            <w:lang w:val="zh_TW" w:bidi="zh_TW"/>
-          </w:rPr>
-          <w:rPr>
-            <w:color w:val="0000EE"/>
-            <w:u w:val="single"/>
-          </w:rPr>
-          <w:t>箴言五章</w:t>
-        </w:r>
-      </w:hyperlink>
+      <w:r>
+        <w:rPr>
+          <w:lang w:val="zh_TW" w:bidi="zh_TW"/>
+        </w:rPr>
+        <w:t>箴言五章</w:t>
+      </w:r>
       <w:r>
         <w:rPr>
           <w:lang w:val="zh_TW" w:bidi="zh_TW"/>
         </w:rPr>
         <w:t>，</w:t>
       </w:r>
-      <w:hyperlink r:id="rId125">
-        <w:r>
-          <w:rPr>
-            <w:lang w:val="zh_TW" w:bidi="zh_TW"/>
-          </w:rPr>
-          <w:rPr>
-            <w:color w:val="0000EE"/>
-            <w:u w:val="single"/>
-          </w:rPr>
-          <w:t>六章20節至七章27節</w:t>
-        </w:r>
-      </w:hyperlink>
+      <w:r>
+        <w:rPr>
+          <w:lang w:val="zh_TW" w:bidi="zh_TW"/>
+        </w:rPr>
+        <w:t>六章20節至七章27節</w:t>
+      </w:r>
       <w:r>
         <w:rPr>
           <w:lang w:val="zh_TW" w:bidi="zh_TW"/>
@@ -7324,18 +6598,12 @@
         </w:rPr>
         <w:t>有些譯本添加了「有德行」（基於</w:t>
       </w:r>
-      <w:hyperlink r:id="rId126">
-        <w:r>
-          <w:rPr>
-            <w:lang w:val="zh_TW" w:bidi="zh_TW"/>
-          </w:rPr>
-          <w:rPr>
-            <w:color w:val="0000EE"/>
-            <w:u w:val="single"/>
-          </w:rPr>
-          <w:t>7:29</w:t>
-        </w:r>
-      </w:hyperlink>
+      <w:r>
+        <w:rPr>
+          <w:lang w:val="zh_TW" w:bidi="zh_TW"/>
+        </w:rPr>
+        <w:t>7:29</w:t>
+      </w:r>
       <w:r>
         <w:rPr>
           <w:lang w:val="zh_TW" w:bidi="zh_TW"/>
@@ -7390,90 +6658,60 @@
         </w:rPr>
         <w:t>經過多番探索，傳道者確實發現，人類從神所創造的秩序中走向下坡路的這一過程（</w:t>
       </w:r>
-      <w:hyperlink r:id="rId127">
-        <w:r>
-          <w:rPr>
-            <w:lang w:val="zh_TW" w:bidi="zh_TW"/>
-          </w:rPr>
-          <w:rPr>
-            <w:color w:val="0000EE"/>
-            <w:u w:val="single"/>
-          </w:rPr>
-          <w:t>創1:27–28</w:t>
-        </w:r>
-      </w:hyperlink>
+      <w:r>
+        <w:rPr>
+          <w:lang w:val="zh_TW" w:bidi="zh_TW"/>
+        </w:rPr>
+        <w:t>創1:27–28</w:t>
+      </w:r>
       <w:r>
         <w:rPr>
           <w:lang w:val="zh_TW" w:bidi="zh_TW"/>
         </w:rPr>
         <w:t>，</w:t>
       </w:r>
-      <w:hyperlink r:id="rId128">
-        <w:r>
-          <w:rPr>
-            <w:lang w:val="zh_TW" w:bidi="zh_TW"/>
-          </w:rPr>
-          <w:rPr>
-            <w:color w:val="0000EE"/>
-            <w:u w:val="single"/>
-          </w:rPr>
-          <w:t>2:23–25</w:t>
-        </w:r>
-      </w:hyperlink>
+      <w:r>
+        <w:rPr>
+          <w:lang w:val="zh_TW" w:bidi="zh_TW"/>
+        </w:rPr>
+        <w:t>2:23–25</w:t>
+      </w:r>
       <w:r>
         <w:rPr>
           <w:lang w:val="zh_TW" w:bidi="zh_TW"/>
         </w:rPr>
         <w:t>，</w:t>
       </w:r>
-      <w:hyperlink r:id="rId129">
-        <w:r>
-          <w:rPr>
-            <w:lang w:val="zh_TW" w:bidi="zh_TW"/>
-          </w:rPr>
-          <w:rPr>
-            <w:color w:val="0000EE"/>
-            <w:u w:val="single"/>
-          </w:rPr>
-          <w:t>3:1–19</w:t>
-        </w:r>
-      </w:hyperlink>
+      <w:r>
+        <w:rPr>
+          <w:lang w:val="zh_TW" w:bidi="zh_TW"/>
+        </w:rPr>
+        <w:t>3:1–19</w:t>
+      </w:r>
       <w:r>
         <w:rPr>
           <w:lang w:val="zh_TW" w:bidi="zh_TW"/>
         </w:rPr>
         <w:t>），被亞當和夏娃的後代重蹈覆轍（參</w:t>
       </w:r>
-      <w:hyperlink r:id="rId130">
-        <w:r>
-          <w:rPr>
-            <w:lang w:val="zh_TW" w:bidi="zh_TW"/>
-          </w:rPr>
-          <w:rPr>
-            <w:color w:val="0000EE"/>
-            <w:u w:val="single"/>
-          </w:rPr>
-          <w:t>羅3:10–18</w:t>
-        </w:r>
-      </w:hyperlink>
+      <w:r>
+        <w:rPr>
+          <w:lang w:val="zh_TW" w:bidi="zh_TW"/>
+        </w:rPr>
+        <w:t>羅3:10–18</w:t>
+      </w:r>
       <w:r>
         <w:rPr>
           <w:lang w:val="zh_TW" w:bidi="zh_TW"/>
         </w:rPr>
         <w:t>、</w:t>
       </w:r>
-      <w:hyperlink r:id="rId121">
-        <w:r>
-          <w:rPr>
-            <w:lang w:val="zh_TW" w:bidi="zh_TW"/>
-          </w:rPr>
-          <w:rPr>
-            <w:color w:val="0000EE"/>
-            <w:u w:val="single"/>
-          </w:rPr>
-          <w:t>23</w:t>
-        </w:r>
-      </w:hyperlink>
+      <w:r>
+        <w:rPr>
+          <w:lang w:val="zh_TW" w:bidi="zh_TW"/>
+        </w:rPr>
+        <w:t>23</w:t>
+      </w:r>
       <w:r>
         <w:rPr>
           <w:lang w:val="zh_TW" w:bidi="zh_TW"/>
@@ -7600,36 +6838,24 @@
         </w:rPr>
         <w:t>）：參</w:t>
       </w:r>
-      <w:hyperlink r:id="rId131">
-        <w:r>
-          <w:rPr>
-            <w:lang w:val="zh_TW" w:bidi="zh_TW"/>
-          </w:rPr>
-          <w:rPr>
-            <w:color w:val="0000EE"/>
-            <w:u w:val="single"/>
-          </w:rPr>
-          <w:t>五章2至6節</w:t>
-        </w:r>
-      </w:hyperlink>
+      <w:r>
+        <w:rPr>
+          <w:lang w:val="zh_TW" w:bidi="zh_TW"/>
+        </w:rPr>
+        <w:t>五章2至6節</w:t>
+      </w:r>
       <w:r>
         <w:rPr>
           <w:lang w:val="zh_TW" w:bidi="zh_TW"/>
         </w:rPr>
         <w:t>；</w:t>
       </w:r>
-      <w:hyperlink r:id="rId132">
-        <w:r>
-          <w:rPr>
-            <w:lang w:val="zh_TW" w:bidi="zh_TW"/>
-          </w:rPr>
-          <w:rPr>
-            <w:color w:val="0000EE"/>
-            <w:u w:val="single"/>
-          </w:rPr>
-          <w:t>列王紀上二章41至43節</w:t>
-        </w:r>
-      </w:hyperlink>
+      <w:r>
+        <w:rPr>
+          <w:lang w:val="zh_TW" w:bidi="zh_TW"/>
+        </w:rPr>
+        <w:t>列王紀上二章41至43節</w:t>
+      </w:r>
       <w:r>
         <w:rPr>
           <w:lang w:val="zh_TW" w:bidi="zh_TW"/>
@@ -7768,36 +6994,24 @@
         </w:rPr>
         <w:t>）：智慧人會在機會出現時做好準備（見</w:t>
       </w:r>
-      <w:hyperlink r:id="rId58">
-        <w:r>
-          <w:rPr>
-            <w:lang w:val="zh_TW" w:bidi="zh_TW"/>
-          </w:rPr>
-          <w:rPr>
-            <w:color w:val="0000EE"/>
-            <w:u w:val="single"/>
-          </w:rPr>
-          <w:t>3:1–8</w:t>
-        </w:r>
-      </w:hyperlink>
+      <w:r>
+        <w:rPr>
+          <w:lang w:val="zh_TW" w:bidi="zh_TW"/>
+        </w:rPr>
+        <w:t>3:1–8</w:t>
+      </w:r>
       <w:r>
         <w:rPr>
           <w:lang w:val="zh_TW" w:bidi="zh_TW"/>
         </w:rPr>
         <w:t>；</w:t>
       </w:r>
-      <w:hyperlink r:id="rId52">
-        <w:r>
-          <w:rPr>
-            <w:lang w:val="zh_TW" w:bidi="zh_TW"/>
-          </w:rPr>
-          <w:rPr>
-            <w:color w:val="0000EE"/>
-            <w:u w:val="single"/>
-          </w:rPr>
-          <w:t>弗5:16</w:t>
-        </w:r>
-      </w:hyperlink>
+      <w:r>
+        <w:rPr>
+          <w:lang w:val="zh_TW" w:bidi="zh_TW"/>
+        </w:rPr>
+        <w:t>弗5:16</w:t>
+      </w:r>
       <w:r>
         <w:rPr>
           <w:lang w:val="zh_TW" w:bidi="zh_TW"/>
@@ -7948,36 +7162,24 @@
         </w:rPr>
         <w:t>不公義是暫時的，並不會擾亂神公義的計劃（</w:t>
       </w:r>
-      <w:hyperlink r:id="rId133">
-        <w:r>
-          <w:rPr>
-            <w:lang w:val="zh_TW" w:bidi="zh_TW"/>
-          </w:rPr>
-          <w:rPr>
-            <w:color w:val="0000EE"/>
-            <w:u w:val="single"/>
-          </w:rPr>
-          <w:t>3:16–17</w:t>
-        </w:r>
-      </w:hyperlink>
+      <w:r>
+        <w:rPr>
+          <w:lang w:val="zh_TW" w:bidi="zh_TW"/>
+        </w:rPr>
+        <w:t>3:16–17</w:t>
+      </w:r>
       <w:r>
         <w:rPr>
           <w:lang w:val="zh_TW" w:bidi="zh_TW"/>
         </w:rPr>
         <w:t>，</w:t>
       </w:r>
-      <w:hyperlink r:id="rId66">
-        <w:r>
-          <w:rPr>
-            <w:lang w:val="zh_TW" w:bidi="zh_TW"/>
-          </w:rPr>
-          <w:rPr>
-            <w:color w:val="0000EE"/>
-            <w:u w:val="single"/>
-          </w:rPr>
-          <w:t>12:14</w:t>
-        </w:r>
-      </w:hyperlink>
+      <w:r>
+        <w:rPr>
+          <w:lang w:val="zh_TW" w:bidi="zh_TW"/>
+        </w:rPr>
+        <w:t>12:14</w:t>
+      </w:r>
       <w:r>
         <w:rPr>
           <w:lang w:val="zh_TW" w:bidi="zh_TW"/>
@@ -8036,90 +7238,60 @@
         </w:rPr>
         <w:t>傳道者的結論是我們所熟悉的（</w:t>
       </w:r>
-      <w:hyperlink r:id="rId70">
-        <w:r>
-          <w:rPr>
-            <w:lang w:val="zh_TW" w:bidi="zh_TW"/>
-          </w:rPr>
-          <w:rPr>
-            <w:color w:val="0000EE"/>
-            <w:u w:val="single"/>
-          </w:rPr>
-          <w:t>2:24–25</w:t>
-        </w:r>
-      </w:hyperlink>
+      <w:r>
+        <w:rPr>
+          <w:lang w:val="zh_TW" w:bidi="zh_TW"/>
+        </w:rPr>
+        <w:t>2:24–25</w:t>
+      </w:r>
       <w:r>
         <w:rPr>
           <w:lang w:val="zh_TW" w:bidi="zh_TW"/>
         </w:rPr>
         <w:t>，</w:t>
       </w:r>
-      <w:hyperlink r:id="rId57">
-        <w:r>
-          <w:rPr>
-            <w:lang w:val="zh_TW" w:bidi="zh_TW"/>
-          </w:rPr>
-          <w:rPr>
-            <w:color w:val="0000EE"/>
-            <w:u w:val="single"/>
-          </w:rPr>
-          <w:t>3:12–13</w:t>
-        </w:r>
-      </w:hyperlink>
+      <w:r>
+        <w:rPr>
+          <w:lang w:val="zh_TW" w:bidi="zh_TW"/>
+        </w:rPr>
+        <w:t>3:12–13</w:t>
+      </w:r>
       <w:r>
         <w:rPr>
           <w:lang w:val="zh_TW" w:bidi="zh_TW"/>
         </w:rPr>
         <w:t>、</w:t>
       </w:r>
-      <w:hyperlink r:id="rId93">
-        <w:r>
-          <w:rPr>
-            <w:lang w:val="zh_TW" w:bidi="zh_TW"/>
-          </w:rPr>
-          <w:rPr>
-            <w:color w:val="0000EE"/>
-            <w:u w:val="single"/>
-          </w:rPr>
-          <w:t>22</w:t>
-        </w:r>
-      </w:hyperlink>
+      <w:r>
+        <w:rPr>
+          <w:lang w:val="zh_TW" w:bidi="zh_TW"/>
+        </w:rPr>
+        <w:t>22</w:t>
+      </w:r>
       <w:r>
         <w:rPr>
           <w:lang w:val="zh_TW" w:bidi="zh_TW"/>
         </w:rPr>
         <w:t>，</w:t>
       </w:r>
-      <w:hyperlink r:id="rId36">
-        <w:r>
-          <w:rPr>
-            <w:lang w:val="zh_TW" w:bidi="zh_TW"/>
-          </w:rPr>
-          <w:rPr>
-            <w:color w:val="0000EE"/>
-            <w:u w:val="single"/>
-          </w:rPr>
-          <w:t>5:18–20</w:t>
-        </w:r>
-      </w:hyperlink>
+      <w:r>
+        <w:rPr>
+          <w:lang w:val="zh_TW" w:bidi="zh_TW"/>
+        </w:rPr>
+        <w:t>5:18–20</w:t>
+      </w:r>
       <w:r>
         <w:rPr>
           <w:lang w:val="zh_TW" w:bidi="zh_TW"/>
         </w:rPr>
         <w:t>，</w:t>
       </w:r>
-      <w:hyperlink r:id="rId134">
-        <w:r>
-          <w:rPr>
-            <w:lang w:val="zh_TW" w:bidi="zh_TW"/>
-          </w:rPr>
-          <w:rPr>
-            <w:color w:val="0000EE"/>
-            <w:u w:val="single"/>
-          </w:rPr>
-          <w:t>6:9</w:t>
-        </w:r>
-      </w:hyperlink>
+      <w:r>
+        <w:rPr>
+          <w:lang w:val="zh_TW" w:bidi="zh_TW"/>
+        </w:rPr>
+        <w:t>6:9</w:t>
+      </w:r>
       <w:r>
         <w:rPr>
           <w:lang w:val="zh_TW" w:bidi="zh_TW"/>
@@ -8240,18 +7412,12 @@
         </w:rPr>
         <w:t>從長期觀察中得出的另一個結論是，死亡似乎毫無意義。為什麼有些人死去，而其他人則活得更久？神在這件事上的主權決定是人所無法預測的（</w:t>
       </w:r>
-      <w:hyperlink r:id="rId135">
-        <w:r>
-          <w:rPr>
-            <w:lang w:val="zh_TW" w:bidi="zh_TW"/>
-          </w:rPr>
-          <w:rPr>
-            <w:color w:val="0000EE"/>
-            <w:u w:val="single"/>
-          </w:rPr>
-          <w:t>7:13–14</w:t>
-        </w:r>
-      </w:hyperlink>
+      <w:r>
+        <w:rPr>
+          <w:lang w:val="zh_TW" w:bidi="zh_TW"/>
+        </w:rPr>
+        <w:t>7:13–14</w:t>
+      </w:r>
       <w:r>
         <w:rPr>
           <w:lang w:val="zh_TW" w:bidi="zh_TW"/>
@@ -8318,54 +7484,36 @@
         </w:rPr>
         <w:t>）： 沒有人能保證義會在今生獲得回報（參</w:t>
       </w:r>
-      <w:hyperlink r:id="rId136">
-        <w:r>
-          <w:rPr>
-            <w:lang w:val="zh_TW" w:bidi="zh_TW"/>
-          </w:rPr>
-          <w:rPr>
-            <w:color w:val="0000EE"/>
-            <w:u w:val="single"/>
-          </w:rPr>
-          <w:t>3:17–22</w:t>
-        </w:r>
-      </w:hyperlink>
+      <w:r>
+        <w:rPr>
+          <w:lang w:val="zh_TW" w:bidi="zh_TW"/>
+        </w:rPr>
+        <w:t>3:17–22</w:t>
+      </w:r>
       <w:r>
         <w:rPr>
           <w:lang w:val="zh_TW" w:bidi="zh_TW"/>
         </w:rPr>
         <w:t>，</w:t>
       </w:r>
-      <w:hyperlink r:id="rId137">
-        <w:r>
-          <w:rPr>
-            <w:lang w:val="zh_TW" w:bidi="zh_TW"/>
-          </w:rPr>
-          <w:rPr>
-            <w:color w:val="0000EE"/>
-            <w:u w:val="single"/>
-          </w:rPr>
-          <w:t>8:10–15</w:t>
-        </w:r>
-      </w:hyperlink>
+      <w:r>
+        <w:rPr>
+          <w:lang w:val="zh_TW" w:bidi="zh_TW"/>
+        </w:rPr>
+        <w:t>8:10–15</w:t>
+      </w:r>
       <w:r>
         <w:rPr>
           <w:lang w:val="zh_TW" w:bidi="zh_TW"/>
         </w:rPr>
         <w:t>，</w:t>
       </w:r>
-      <w:hyperlink r:id="rId66">
-        <w:r>
-          <w:rPr>
-            <w:lang w:val="zh_TW" w:bidi="zh_TW"/>
-          </w:rPr>
-          <w:rPr>
-            <w:color w:val="0000EE"/>
-            <w:u w:val="single"/>
-          </w:rPr>
-          <w:t>12:14</w:t>
-        </w:r>
-      </w:hyperlink>
+      <w:r>
+        <w:rPr>
+          <w:lang w:val="zh_TW" w:bidi="zh_TW"/>
+        </w:rPr>
+        <w:t>12:14</w:t>
+      </w:r>
       <w:r>
         <w:rPr>
           <w:lang w:val="zh_TW" w:bidi="zh_TW"/>
@@ -8516,36 +7664,24 @@
         </w:rPr>
         <w:t>只有懷有希望的人活著時，才有享受的希望。從這個意義來說，活著才是更好的（參</w:t>
       </w:r>
-      <w:hyperlink r:id="rId138">
-        <w:r>
-          <w:rPr>
-            <w:lang w:val="zh_TW" w:bidi="zh_TW"/>
-          </w:rPr>
-          <w:rPr>
-            <w:color w:val="0000EE"/>
-            <w:u w:val="single"/>
-          </w:rPr>
-          <w:t>6:3</w:t>
-        </w:r>
-      </w:hyperlink>
+      <w:r>
+        <w:rPr>
+          <w:lang w:val="zh_TW" w:bidi="zh_TW"/>
+        </w:rPr>
+        <w:t>6:3</w:t>
+      </w:r>
       <w:r>
         <w:rPr>
           <w:lang w:val="zh_TW" w:bidi="zh_TW"/>
         </w:rPr>
         <w:t>，</w:t>
       </w:r>
-      <w:hyperlink r:id="rId139">
-        <w:r>
-          <w:rPr>
-            <w:lang w:val="zh_TW" w:bidi="zh_TW"/>
-          </w:rPr>
-          <w:rPr>
-            <w:color w:val="0000EE"/>
-            <w:u w:val="single"/>
-          </w:rPr>
-          <w:t>7:1</w:t>
-        </w:r>
-      </w:hyperlink>
+      <w:r>
+        <w:rPr>
+          <w:lang w:val="zh_TW" w:bidi="zh_TW"/>
+        </w:rPr>
+        <w:t>7:1</w:t>
+      </w:r>
       <w:r>
         <w:rPr>
           <w:lang w:val="zh_TW" w:bidi="zh_TW"/>
@@ -8721,18 +7857,12 @@
         </w:rPr>
         <w:t>機會）：我們無法控制結果（參</w:t>
       </w:r>
-      <w:hyperlink r:id="rId140">
-        <w:r>
-          <w:rPr>
-            <w:lang w:val="zh_TW" w:bidi="zh_TW"/>
-          </w:rPr>
-          <w:rPr>
-            <w:color w:val="0000EE"/>
-            <w:u w:val="single"/>
-          </w:rPr>
-          <w:t>7:13</w:t>
-        </w:r>
-      </w:hyperlink>
+      <w:r>
+        <w:rPr>
+          <w:lang w:val="zh_TW" w:bidi="zh_TW"/>
+        </w:rPr>
+        <w:t>7:13</w:t>
+      </w:r>
       <w:r>
         <w:rPr>
           <w:lang w:val="zh_TW" w:bidi="zh_TW"/>
@@ -8787,108 +7917,72 @@
         </w:rPr>
         <w:t>這位窮人的明智之舉確實奏效。智慧勝過權力、力量或武器（見</w:t>
       </w:r>
-      <w:hyperlink r:id="rId141">
-        <w:r>
-          <w:rPr>
-            <w:lang w:val="zh_TW" w:bidi="zh_TW"/>
-          </w:rPr>
-          <w:rPr>
-            <w:color w:val="0000EE"/>
-            <w:u w:val="single"/>
-          </w:rPr>
-          <w:t>4:13</w:t>
-        </w:r>
-      </w:hyperlink>
+      <w:r>
+        <w:rPr>
+          <w:lang w:val="zh_TW" w:bidi="zh_TW"/>
+        </w:rPr>
+        <w:t>4:13</w:t>
+      </w:r>
       <w:r>
         <w:rPr>
           <w:lang w:val="zh_TW" w:bidi="zh_TW"/>
         </w:rPr>
         <w:t>，</w:t>
       </w:r>
-      <w:hyperlink r:id="rId142">
-        <w:r>
-          <w:rPr>
-            <w:lang w:val="zh_TW" w:bidi="zh_TW"/>
-          </w:rPr>
-          <w:rPr>
-            <w:color w:val="0000EE"/>
-            <w:u w:val="single"/>
-          </w:rPr>
-          <w:t>7:9</w:t>
-        </w:r>
-      </w:hyperlink>
+      <w:r>
+        <w:rPr>
+          <w:lang w:val="zh_TW" w:bidi="zh_TW"/>
+        </w:rPr>
+        <w:t>7:9</w:t>
+      </w:r>
       <w:r>
         <w:rPr>
           <w:lang w:val="zh_TW" w:bidi="zh_TW"/>
         </w:rPr>
         <w:t>、</w:t>
       </w:r>
-      <w:hyperlink r:id="rId143">
-        <w:r>
-          <w:rPr>
-            <w:lang w:val="zh_TW" w:bidi="zh_TW"/>
-          </w:rPr>
-          <w:rPr>
-            <w:color w:val="0000EE"/>
-            <w:u w:val="single"/>
-          </w:rPr>
-          <w:t>19</w:t>
-        </w:r>
-      </w:hyperlink>
+      <w:r>
+        <w:rPr>
+          <w:lang w:val="zh_TW" w:bidi="zh_TW"/>
+        </w:rPr>
+        <w:t>19</w:t>
+      </w:r>
       <w:r>
         <w:rPr>
           <w:lang w:val="zh_TW" w:bidi="zh_TW"/>
         </w:rPr>
         <w:t>，</w:t>
       </w:r>
-      <w:hyperlink r:id="rId144">
-        <w:r>
-          <w:rPr>
-            <w:lang w:val="zh_TW" w:bidi="zh_TW"/>
-          </w:rPr>
-          <w:rPr>
-            <w:color w:val="0000EE"/>
-            <w:u w:val="single"/>
-          </w:rPr>
-          <w:t>10:4</w:t>
-        </w:r>
-      </w:hyperlink>
+      <w:r>
+        <w:rPr>
+          <w:lang w:val="zh_TW" w:bidi="zh_TW"/>
+        </w:rPr>
+        <w:t>10:4</w:t>
+      </w:r>
       <w:r>
         <w:rPr>
           <w:lang w:val="zh_TW" w:bidi="zh_TW"/>
         </w:rPr>
         <w:t>），然而值得尊敬的人未必總受尊崇，即便是智者也難免遭人遺忘（見</w:t>
       </w:r>
-      <w:hyperlink r:id="rId145">
-        <w:r>
-          <w:rPr>
-            <w:lang w:val="zh_TW" w:bidi="zh_TW"/>
-          </w:rPr>
-          <w:rPr>
-            <w:color w:val="0000EE"/>
-            <w:u w:val="single"/>
-          </w:rPr>
-          <w:t>2:16</w:t>
-        </w:r>
-      </w:hyperlink>
+      <w:r>
+        <w:rPr>
+          <w:lang w:val="zh_TW" w:bidi="zh_TW"/>
+        </w:rPr>
+        <w:t>2:16</w:t>
+      </w:r>
       <w:r>
         <w:rPr>
           <w:lang w:val="zh_TW" w:bidi="zh_TW"/>
         </w:rPr>
         <w:t>，</w:t>
       </w:r>
-      <w:hyperlink r:id="rId146">
-        <w:r>
-          <w:rPr>
-            <w:lang w:val="zh_TW" w:bidi="zh_TW"/>
-          </w:rPr>
-          <w:rPr>
-            <w:color w:val="0000EE"/>
-            <w:u w:val="single"/>
-          </w:rPr>
-          <w:t>4:16</w:t>
-        </w:r>
-      </w:hyperlink>
+      <w:r>
+        <w:rPr>
+          <w:lang w:val="zh_TW" w:bidi="zh_TW"/>
+        </w:rPr>
+        <w:t>4:16</w:t>
+      </w:r>
       <w:r>
         <w:rPr>
           <w:lang w:val="zh_TW" w:bidi="zh_TW"/>
@@ -9147,18 +8241,12 @@
         </w:rPr>
         <w:t>步行：參</w:t>
       </w:r>
-      <w:hyperlink r:id="rId147">
-        <w:r>
-          <w:rPr>
-            <w:lang w:val="zh_TW" w:bidi="zh_TW"/>
-          </w:rPr>
-          <w:rPr>
-            <w:color w:val="0000EE"/>
-            <w:u w:val="single"/>
-          </w:rPr>
-          <w:t>箴言十九章10節</w:t>
-        </w:r>
-      </w:hyperlink>
+      <w:r>
+        <w:rPr>
+          <w:lang w:val="zh_TW" w:bidi="zh_TW"/>
+        </w:rPr>
+        <w:t>箴言十九章10節</w:t>
+      </w:r>
       <w:r>
         <w:rPr>
           <w:lang w:val="zh_TW" w:bidi="zh_TW"/>
@@ -9369,90 +8457,60 @@
         </w:rPr>
         <w:t>愚昧人因愚蠢的承諾、被抓到作假見證以及惹惱不該惹的人而毀滅（見</w:t>
       </w:r>
-      <w:hyperlink r:id="rId148">
-        <w:r>
-          <w:rPr>
-            <w:lang w:val="zh_TW" w:bidi="zh_TW"/>
-          </w:rPr>
-          <w:rPr>
-            <w:color w:val="0000EE"/>
-            <w:u w:val="single"/>
-          </w:rPr>
-          <w:t>5:6</w:t>
-        </w:r>
-      </w:hyperlink>
+      <w:r>
+        <w:rPr>
+          <w:lang w:val="zh_TW" w:bidi="zh_TW"/>
+        </w:rPr>
+        <w:t>5:6</w:t>
+      </w:r>
       <w:r>
         <w:rPr>
           <w:lang w:val="zh_TW" w:bidi="zh_TW"/>
         </w:rPr>
         <w:t>；</w:t>
       </w:r>
-      <w:hyperlink r:id="rId149">
-        <w:r>
-          <w:rPr>
-            <w:lang w:val="zh_TW" w:bidi="zh_TW"/>
-          </w:rPr>
-          <w:rPr>
-            <w:color w:val="0000EE"/>
-            <w:u w:val="single"/>
-          </w:rPr>
-          <w:t>箴17:20</w:t>
-        </w:r>
-      </w:hyperlink>
+      <w:r>
+        <w:rPr>
+          <w:lang w:val="zh_TW" w:bidi="zh_TW"/>
+        </w:rPr>
+        <w:t>箴17:20</w:t>
+      </w:r>
       <w:r>
         <w:rPr>
           <w:lang w:val="zh_TW" w:bidi="zh_TW"/>
         </w:rPr>
         <w:t>，</w:t>
       </w:r>
-      <w:hyperlink r:id="rId150">
-        <w:r>
-          <w:rPr>
-            <w:lang w:val="zh_TW" w:bidi="zh_TW"/>
-          </w:rPr>
-          <w:rPr>
-            <w:color w:val="0000EE"/>
-            <w:u w:val="single"/>
-          </w:rPr>
-          <w:t>18:6–7</w:t>
-        </w:r>
-      </w:hyperlink>
+      <w:r>
+        <w:rPr>
+          <w:lang w:val="zh_TW" w:bidi="zh_TW"/>
+        </w:rPr>
+        <w:t>18:6–7</w:t>
+      </w:r>
       <w:r>
         <w:rPr>
           <w:lang w:val="zh_TW" w:bidi="zh_TW"/>
         </w:rPr>
         <w:t>，</w:t>
       </w:r>
-      <w:hyperlink r:id="rId151">
-        <w:r>
-          <w:rPr>
-            <w:lang w:val="zh_TW" w:bidi="zh_TW"/>
-          </w:rPr>
-          <w:rPr>
-            <w:color w:val="0000EE"/>
-            <w:u w:val="single"/>
-          </w:rPr>
-          <w:t>19:5</w:t>
-        </w:r>
-      </w:hyperlink>
+      <w:r>
+        <w:rPr>
+          <w:lang w:val="zh_TW" w:bidi="zh_TW"/>
+        </w:rPr>
+        <w:t>19:5</w:t>
+      </w:r>
       <w:r>
         <w:rPr>
           <w:lang w:val="zh_TW" w:bidi="zh_TW"/>
         </w:rPr>
         <w:t>、</w:t>
       </w:r>
-      <w:hyperlink r:id="rId152">
-        <w:r>
-          <w:rPr>
-            <w:lang w:val="zh_TW" w:bidi="zh_TW"/>
-          </w:rPr>
-          <w:rPr>
-            <w:color w:val="0000EE"/>
-            <w:u w:val="single"/>
-          </w:rPr>
-          <w:t>9</w:t>
-        </w:r>
-      </w:hyperlink>
+      <w:r>
+        <w:rPr>
+          <w:lang w:val="zh_TW" w:bidi="zh_TW"/>
+        </w:rPr>
+        <w:t>9</w:t>
+      </w:r>
       <w:r>
         <w:rPr>
           <w:lang w:val="zh_TW" w:bidi="zh_TW"/>
@@ -9511,72 +8569,48 @@
         </w:rPr>
         <w:t>他們喋喋不休（和合本譯為：多有言語）：愚昧人總是在談論無關緊要的事情（見</w:t>
       </w:r>
-      <w:hyperlink r:id="rId82">
-        <w:r>
-          <w:rPr>
-            <w:lang w:val="zh_TW" w:bidi="zh_TW"/>
-          </w:rPr>
-          <w:rPr>
-            <w:color w:val="0000EE"/>
-            <w:u w:val="single"/>
-          </w:rPr>
-          <w:t>5:3</w:t>
-        </w:r>
-      </w:hyperlink>
+      <w:r>
+        <w:rPr>
+          <w:lang w:val="zh_TW" w:bidi="zh_TW"/>
+        </w:rPr>
+        <w:t>5:3</w:t>
+      </w:r>
       <w:r>
         <w:rPr>
           <w:lang w:val="zh_TW" w:bidi="zh_TW"/>
         </w:rPr>
         <w:t>，</w:t>
       </w:r>
-      <w:hyperlink r:id="rId153">
-        <w:r>
-          <w:rPr>
-            <w:lang w:val="zh_TW" w:bidi="zh_TW"/>
-          </w:rPr>
-          <w:rPr>
-            <w:color w:val="0000EE"/>
-            <w:u w:val="single"/>
-          </w:rPr>
-          <w:t>6:11</w:t>
-        </w:r>
-      </w:hyperlink>
+      <w:r>
+        <w:rPr>
+          <w:lang w:val="zh_TW" w:bidi="zh_TW"/>
+        </w:rPr>
+        <w:t>6:11</w:t>
+      </w:r>
       <w:r>
         <w:rPr>
           <w:lang w:val="zh_TW" w:bidi="zh_TW"/>
         </w:rPr>
         <w:t>；</w:t>
       </w:r>
-      <w:hyperlink r:id="rId75">
-        <w:r>
-          <w:rPr>
-            <w:lang w:val="zh_TW" w:bidi="zh_TW"/>
-          </w:rPr>
-          <w:rPr>
-            <w:color w:val="0000EE"/>
-            <w:u w:val="single"/>
-          </w:rPr>
-          <w:t>箴10:19</w:t>
-        </w:r>
-      </w:hyperlink>
+      <w:r>
+        <w:rPr>
+          <w:lang w:val="zh_TW" w:bidi="zh_TW"/>
+        </w:rPr>
+        <w:t>箴10:19</w:t>
+      </w:r>
       <w:r>
         <w:rPr>
           <w:lang w:val="zh_TW" w:bidi="zh_TW"/>
         </w:rPr>
         <w:t>，</w:t>
       </w:r>
-      <w:hyperlink r:id="rId91">
-        <w:r>
-          <w:rPr>
-            <w:lang w:val="zh_TW" w:bidi="zh_TW"/>
-          </w:rPr>
-          <w:rPr>
-            <w:color w:val="0000EE"/>
-            <w:u w:val="single"/>
-          </w:rPr>
-          <w:t>17:28</w:t>
-        </w:r>
-      </w:hyperlink>
+      <w:r>
+        <w:rPr>
+          <w:lang w:val="zh_TW" w:bidi="zh_TW"/>
+        </w:rPr>
+        <w:t>17:28</w:t>
+      </w:r>
       <w:r>
         <w:rPr>
           <w:lang w:val="zh_TW" w:bidi="zh_TW"/>
@@ -9613,18 +8647,12 @@
         </w:rPr>
         <w:t>）：智慧人不會浪費時間在愚蠢的談話上，也不會承擔其後果（見</w:t>
       </w:r>
-      <w:hyperlink r:id="rId154">
-        <w:r>
-          <w:rPr>
-            <w:lang w:val="zh_TW" w:bidi="zh_TW"/>
-          </w:rPr>
-          <w:rPr>
-            <w:color w:val="0000EE"/>
-            <w:u w:val="single"/>
-          </w:rPr>
-          <w:t>雅4:13–16</w:t>
-        </w:r>
-      </w:hyperlink>
+      <w:r>
+        <w:rPr>
+          <w:lang w:val="zh_TW" w:bidi="zh_TW"/>
+        </w:rPr>
+        <w:t>雅4:13–16</w:t>
+      </w:r>
       <w:r>
         <w:rPr>
           <w:lang w:val="zh_TW" w:bidi="zh_TW"/>
@@ -9863,54 +8891,36 @@
         </w:rPr>
         <w:t>下垂，最終導致房屋傾倒（見</w:t>
       </w:r>
-      <w:hyperlink r:id="rId155">
-        <w:r>
-          <w:rPr>
-            <w:lang w:val="zh_TW" w:bidi="zh_TW"/>
-          </w:rPr>
-          <w:rPr>
-            <w:color w:val="0000EE"/>
-            <w:u w:val="single"/>
-          </w:rPr>
-          <w:t>箴12:27</w:t>
-        </w:r>
-      </w:hyperlink>
+      <w:r>
+        <w:rPr>
+          <w:lang w:val="zh_TW" w:bidi="zh_TW"/>
+        </w:rPr>
+        <w:t>箴12:27</w:t>
+      </w:r>
       <w:r>
         <w:rPr>
           <w:lang w:val="zh_TW" w:bidi="zh_TW"/>
         </w:rPr>
         <w:t>，</w:t>
       </w:r>
-      <w:hyperlink r:id="rId156">
-        <w:r>
-          <w:rPr>
-            <w:lang w:val="zh_TW" w:bidi="zh_TW"/>
-          </w:rPr>
-          <w:rPr>
-            <w:color w:val="0000EE"/>
-            <w:u w:val="single"/>
-          </w:rPr>
-          <w:t>20:4</w:t>
-        </w:r>
-      </w:hyperlink>
+      <w:r>
+        <w:rPr>
+          <w:lang w:val="zh_TW" w:bidi="zh_TW"/>
+        </w:rPr>
+        <w:t>20:4</w:t>
+      </w:r>
       <w:r>
         <w:rPr>
           <w:lang w:val="zh_TW" w:bidi="zh_TW"/>
         </w:rPr>
         <w:t>）。政府腐敗也會產生類似的後果（</w:t>
       </w:r>
-      <w:hyperlink r:id="rId157">
-        <w:r>
-          <w:rPr>
-            <w:lang w:val="zh_TW" w:bidi="zh_TW"/>
-          </w:rPr>
-          <w:rPr>
-            <w:color w:val="0000EE"/>
-            <w:u w:val="single"/>
-          </w:rPr>
-          <w:t>傳10:15–16</w:t>
-        </w:r>
-      </w:hyperlink>
+      <w:r>
+        <w:rPr>
+          <w:lang w:val="zh_TW" w:bidi="zh_TW"/>
+        </w:rPr>
+        <w:t>傳10:15–16</w:t>
+      </w:r>
       <w:r>
         <w:rPr>
           <w:lang w:val="zh_TW" w:bidi="zh_TW"/>
@@ -9977,18 +8987,12 @@
         </w:rPr>
         <w:t>（參</w:t>
       </w:r>
-      <w:hyperlink r:id="rId158">
-        <w:r>
-          <w:rPr>
-            <w:lang w:val="zh_TW" w:bidi="zh_TW"/>
-          </w:rPr>
-          <w:rPr>
-            <w:color w:val="0000EE"/>
-            <w:u w:val="single"/>
-          </w:rPr>
-          <w:t>7:11–12</w:t>
-        </w:r>
-      </w:hyperlink>
+      <w:r>
+        <w:rPr>
+          <w:lang w:val="zh_TW" w:bidi="zh_TW"/>
+        </w:rPr>
+        <w:t>7:11–12</w:t>
+      </w:r>
       <w:r>
         <w:rPr>
           <w:lang w:val="zh_TW" w:bidi="zh_TW"/>
@@ -10281,36 +9285,24 @@
         </w:rPr>
         <w:t>神的作為常常是不可測度且奧秘的。我們的任務是在有機會時就去做（見</w:t>
       </w:r>
-      <w:hyperlink r:id="rId159">
-        <w:r>
-          <w:rPr>
-            <w:lang w:val="zh_TW" w:bidi="zh_TW"/>
-          </w:rPr>
-          <w:rPr>
-            <w:color w:val="0000EE"/>
-            <w:u w:val="single"/>
-          </w:rPr>
-          <w:t>箴12:11</w:t>
-        </w:r>
-      </w:hyperlink>
+      <w:r>
+        <w:rPr>
+          <w:lang w:val="zh_TW" w:bidi="zh_TW"/>
+        </w:rPr>
+        <w:t>箴12:11</w:t>
+      </w:r>
       <w:r>
         <w:rPr>
           <w:lang w:val="zh_TW" w:bidi="zh_TW"/>
         </w:rPr>
         <w:t>，</w:t>
       </w:r>
-      <w:hyperlink r:id="rId160">
-        <w:r>
-          <w:rPr>
-            <w:lang w:val="zh_TW" w:bidi="zh_TW"/>
-          </w:rPr>
-          <w:rPr>
-            <w:color w:val="0000EE"/>
-            <w:u w:val="single"/>
-          </w:rPr>
-          <w:t>24:27</w:t>
-        </w:r>
-      </w:hyperlink>
+      <w:r>
+        <w:rPr>
+          <w:lang w:val="zh_TW" w:bidi="zh_TW"/>
+        </w:rPr>
+        <w:t>24:27</w:t>
+      </w:r>
       <w:r>
         <w:rPr>
           <w:lang w:val="zh_TW" w:bidi="zh_TW"/>
@@ -10473,36 +9465,24 @@
         </w:rPr>
         <w:t>忘記你的造物主（和合本譯為：當記念造你的主）：對神的敬畏能賜人智慧（</w:t>
       </w:r>
-      <w:hyperlink r:id="rId80">
-        <w:r>
-          <w:rPr>
-            <w:lang w:val="zh_TW" w:bidi="zh_TW"/>
-          </w:rPr>
-          <w:rPr>
-            <w:color w:val="0000EE"/>
-            <w:u w:val="single"/>
-          </w:rPr>
-          <w:t>箴1:7</w:t>
-        </w:r>
-      </w:hyperlink>
+      <w:r>
+        <w:rPr>
+          <w:lang w:val="zh_TW" w:bidi="zh_TW"/>
+        </w:rPr>
+        <w:t>箴1:7</w:t>
+      </w:r>
       <w:r>
         <w:rPr>
           <w:lang w:val="zh_TW" w:bidi="zh_TW"/>
         </w:rPr>
         <w:t>），並指引人如何在今生得益，且在審判時討神喜悅（</w:t>
       </w:r>
-      <w:hyperlink r:id="rId161">
-        <w:r>
-          <w:rPr>
-            <w:lang w:val="zh_TW" w:bidi="zh_TW"/>
-          </w:rPr>
-          <w:rPr>
-            <w:color w:val="0000EE"/>
-            <w:u w:val="single"/>
-          </w:rPr>
-          <w:t>傳12:13–14</w:t>
-        </w:r>
-      </w:hyperlink>
+      <w:r>
+        <w:rPr>
+          <w:lang w:val="zh_TW" w:bidi="zh_TW"/>
+        </w:rPr>
+        <w:t>傳12:13–14</w:t>
+      </w:r>
       <w:r>
         <w:rPr>
           <w:lang w:val="zh_TW" w:bidi="zh_TW"/>
@@ -10569,18 +9549,12 @@
         </w:rPr>
         <w:t>這首美麗的散文詩使用了許多希伯來文的隱喻，描述了隨著年齡增長而帶來的痛苦的退化（延續</w:t>
       </w:r>
-      <w:hyperlink r:id="rId162">
-        <w:r>
-          <w:rPr>
-            <w:lang w:val="zh_TW" w:bidi="zh_TW"/>
-          </w:rPr>
-          <w:rPr>
-            <w:color w:val="0000EE"/>
-            <w:u w:val="single"/>
-          </w:rPr>
-          <w:t>11:7–10</w:t>
-        </w:r>
-      </w:hyperlink>
+      <w:r>
+        <w:rPr>
+          <w:lang w:val="zh_TW" w:bidi="zh_TW"/>
+        </w:rPr>
+        <w:t>11:7–10</w:t>
+      </w:r>
       <w:r>
         <w:rPr>
           <w:lang w:val="zh_TW" w:bidi="zh_TW"/>
@@ -10837,90 +9811,60 @@
         </w:rPr>
         <w:t>身體就像普通的陶罐，易碎且很快就會破損（參</w:t>
       </w:r>
-      <w:hyperlink r:id="rId163">
-        <w:r>
-          <w:rPr>
-            <w:lang w:val="zh_TW" w:bidi="zh_TW"/>
-          </w:rPr>
-          <w:rPr>
-            <w:color w:val="0000EE"/>
-            <w:u w:val="single"/>
-          </w:rPr>
-          <w:t>賽29:16</w:t>
-        </w:r>
-      </w:hyperlink>
+      <w:r>
+        <w:rPr>
+          <w:lang w:val="zh_TW" w:bidi="zh_TW"/>
+        </w:rPr>
+        <w:t>賽29:16</w:t>
+      </w:r>
       <w:r>
         <w:rPr>
           <w:lang w:val="zh_TW" w:bidi="zh_TW"/>
         </w:rPr>
         <w:t>；</w:t>
       </w:r>
-      <w:hyperlink r:id="rId164">
-        <w:r>
-          <w:rPr>
-            <w:lang w:val="zh_TW" w:bidi="zh_TW"/>
-          </w:rPr>
-          <w:rPr>
-            <w:color w:val="0000EE"/>
-            <w:u w:val="single"/>
-          </w:rPr>
-          <w:t>耶19:1</w:t>
-        </w:r>
-      </w:hyperlink>
+      <w:r>
+        <w:rPr>
+          <w:lang w:val="zh_TW" w:bidi="zh_TW"/>
+        </w:rPr>
+        <w:t>耶19:1</w:t>
+      </w:r>
       <w:r>
         <w:rPr>
           <w:lang w:val="zh_TW" w:bidi="zh_TW"/>
         </w:rPr>
         <w:t>、</w:t>
       </w:r>
-      <w:hyperlink r:id="rId165">
-        <w:r>
-          <w:rPr>
-            <w:lang w:val="zh_TW" w:bidi="zh_TW"/>
-          </w:rPr>
-          <w:rPr>
-            <w:color w:val="0000EE"/>
-            <w:u w:val="single"/>
-          </w:rPr>
-          <w:t>10–11</w:t>
-        </w:r>
-      </w:hyperlink>
+      <w:r>
+        <w:rPr>
+          <w:lang w:val="zh_TW" w:bidi="zh_TW"/>
+        </w:rPr>
+        <w:t>10–11</w:t>
+      </w:r>
       <w:r>
         <w:rPr>
           <w:lang w:val="zh_TW" w:bidi="zh_TW"/>
         </w:rPr>
         <w:t>，</w:t>
       </w:r>
-      <w:hyperlink r:id="rId166">
-        <w:r>
-          <w:rPr>
-            <w:lang w:val="zh_TW" w:bidi="zh_TW"/>
-          </w:rPr>
-          <w:rPr>
-            <w:color w:val="0000EE"/>
-            <w:u w:val="single"/>
-          </w:rPr>
-          <w:t>22:28</w:t>
-        </w:r>
-      </w:hyperlink>
+      <w:r>
+        <w:rPr>
+          <w:lang w:val="zh_TW" w:bidi="zh_TW"/>
+        </w:rPr>
+        <w:t>22:28</w:t>
+      </w:r>
       <w:r>
         <w:rPr>
           <w:lang w:val="zh_TW" w:bidi="zh_TW"/>
         </w:rPr>
         <w:t>；</w:t>
       </w:r>
-      <w:hyperlink r:id="rId167">
-        <w:r>
-          <w:rPr>
-            <w:lang w:val="zh_TW" w:bidi="zh_TW"/>
-          </w:rPr>
-          <w:rPr>
-            <w:color w:val="0000EE"/>
-            <w:u w:val="single"/>
-          </w:rPr>
-          <w:t>林後4:7</w:t>
-        </w:r>
-      </w:hyperlink>
+      <w:r>
+        <w:rPr>
+          <w:lang w:val="zh_TW" w:bidi="zh_TW"/>
+        </w:rPr>
+        <w:t>林後4:7</w:t>
+      </w:r>
       <w:r>
         <w:rPr>
           <w:lang w:val="zh_TW" w:bidi="zh_TW"/>
@@ -10979,36 +9923,24 @@
         </w:rPr>
         <w:t>塵土仍歸於地：見</w:t>
       </w:r>
-      <w:hyperlink r:id="rId168">
-        <w:r>
-          <w:rPr>
-            <w:lang w:val="zh_TW" w:bidi="zh_TW"/>
-          </w:rPr>
-          <w:rPr>
-            <w:color w:val="0000EE"/>
-            <w:u w:val="single"/>
-          </w:rPr>
-          <w:t>創世記二章7節</w:t>
-        </w:r>
-      </w:hyperlink>
+      <w:r>
+        <w:rPr>
+          <w:lang w:val="zh_TW" w:bidi="zh_TW"/>
+        </w:rPr>
+        <w:t>創世記二章7節</w:t>
+      </w:r>
       <w:r>
         <w:rPr>
           <w:lang w:val="zh_TW" w:bidi="zh_TW"/>
         </w:rPr>
         <w:t>，</w:t>
       </w:r>
-      <w:hyperlink r:id="rId68">
-        <w:r>
-          <w:rPr>
-            <w:lang w:val="zh_TW" w:bidi="zh_TW"/>
-          </w:rPr>
-          <w:rPr>
-            <w:color w:val="0000EE"/>
-            <w:u w:val="single"/>
-          </w:rPr>
-          <w:t>三章19節</w:t>
-        </w:r>
-      </w:hyperlink>
+      <w:r>
+        <w:rPr>
+          <w:lang w:val="zh_TW" w:bidi="zh_TW"/>
+        </w:rPr>
+        <w:t>三章19節</w:t>
+      </w:r>
       <w:r>
         <w:rPr>
           <w:lang w:val="zh_TW" w:bidi="zh_TW"/>
@@ -11033,18 +9965,12 @@
         </w:rPr>
         <w:t>靈仍歸於賜靈的神，這暗示了對死之後的信仰（參</w:t>
       </w:r>
-      <w:hyperlink r:id="rId169">
-        <w:r>
-          <w:rPr>
-            <w:lang w:val="zh_TW" w:bidi="zh_TW"/>
-          </w:rPr>
-          <w:rPr>
-            <w:color w:val="0000EE"/>
-            <w:u w:val="single"/>
-          </w:rPr>
-          <w:t>傳3:21</w:t>
-        </w:r>
-      </w:hyperlink>
+      <w:r>
+        <w:rPr>
+          <w:lang w:val="zh_TW" w:bidi="zh_TW"/>
+        </w:rPr>
+        <w:t>傳3:21</w:t>
+      </w:r>
       <w:r>
         <w:rPr>
           <w:lang w:val="zh_TW" w:bidi="zh_TW"/>
@@ -11111,18 +10037,12 @@
         </w:rPr>
         <w:t>這一節幾乎是逐字重複</w:t>
       </w:r>
-      <w:hyperlink r:id="rId170">
-        <w:r>
-          <w:rPr>
-            <w:lang w:val="zh_TW" w:bidi="zh_TW"/>
-          </w:rPr>
-          <w:rPr>
-            <w:color w:val="0000EE"/>
-            <w:u w:val="single"/>
-          </w:rPr>
-          <w:t>一章2節</w:t>
-        </w:r>
-      </w:hyperlink>
+      <w:r>
+        <w:rPr>
+          <w:lang w:val="zh_TW" w:bidi="zh_TW"/>
+        </w:rPr>
+        <w:t>一章2節</w:t>
+      </w:r>
       <w:r>
         <w:rPr>
           <w:lang w:val="zh_TW" w:bidi="zh_TW"/>
@@ -11177,90 +10097,60 @@
         </w:rPr>
         <w:t>即使身為王（</w:t>
       </w:r>
-      <w:hyperlink r:id="rId171">
-        <w:r>
-          <w:rPr>
-            <w:lang w:val="zh_TW" w:bidi="zh_TW"/>
-          </w:rPr>
-          <w:rPr>
-            <w:color w:val="0000EE"/>
-            <w:u w:val="single"/>
-          </w:rPr>
-          <w:t>1:1</w:t>
-        </w:r>
-      </w:hyperlink>
+      <w:r>
+        <w:rPr>
+          <w:lang w:val="zh_TW" w:bidi="zh_TW"/>
+        </w:rPr>
+        <w:t>1:1</w:t>
+      </w:r>
       <w:r>
         <w:rPr>
           <w:lang w:val="zh_TW" w:bidi="zh_TW"/>
         </w:rPr>
         <w:t xml:space="preserve">），這位傳道者也抽出時間學習智慧。他收集並整理了箴言（另見 </w:t>
       </w:r>
-      <w:hyperlink r:id="rId172">
-        <w:r>
-          <w:rPr>
-            <w:lang w:val="zh_TW" w:bidi="zh_TW"/>
-          </w:rPr>
-          <w:rPr>
-            <w:color w:val="0000EE"/>
-            <w:u w:val="single"/>
-          </w:rPr>
-          <w:t>王上4:29–34</w:t>
-        </w:r>
-      </w:hyperlink>
+      <w:r>
+        <w:rPr>
+          <w:lang w:val="zh_TW" w:bidi="zh_TW"/>
+        </w:rPr>
+        <w:t>王上4:29–34</w:t>
+      </w:r>
       <w:r>
         <w:rPr>
           <w:lang w:val="zh_TW" w:bidi="zh_TW"/>
         </w:rPr>
         <w:t>；</w:t>
       </w:r>
-      <w:hyperlink r:id="rId173">
-        <w:r>
-          <w:rPr>
-            <w:lang w:val="zh_TW" w:bidi="zh_TW"/>
-          </w:rPr>
-          <w:rPr>
-            <w:color w:val="0000EE"/>
-            <w:u w:val="single"/>
-          </w:rPr>
-          <w:t>箴1:1</w:t>
-        </w:r>
-      </w:hyperlink>
+      <w:r>
+        <w:rPr>
+          <w:lang w:val="zh_TW" w:bidi="zh_TW"/>
+        </w:rPr>
+        <w:t>箴1:1</w:t>
+      </w:r>
       <w:r>
         <w:rPr>
           <w:lang w:val="zh_TW" w:bidi="zh_TW"/>
         </w:rPr>
         <w:t>，</w:t>
       </w:r>
-      <w:hyperlink r:id="rId174">
-        <w:r>
-          <w:rPr>
-            <w:lang w:val="zh_TW" w:bidi="zh_TW"/>
-          </w:rPr>
-          <w:rPr>
-            <w:color w:val="0000EE"/>
-            <w:u w:val="single"/>
-          </w:rPr>
-          <w:t>10:1</w:t>
-        </w:r>
-      </w:hyperlink>
+      <w:r>
+        <w:rPr>
+          <w:lang w:val="zh_TW" w:bidi="zh_TW"/>
+        </w:rPr>
+        <w:t>10:1</w:t>
+      </w:r>
       <w:r>
         <w:rPr>
           <w:lang w:val="zh_TW" w:bidi="zh_TW"/>
         </w:rPr>
         <w:t>，</w:t>
       </w:r>
-      <w:hyperlink r:id="rId175">
-        <w:r>
-          <w:rPr>
-            <w:lang w:val="zh_TW" w:bidi="zh_TW"/>
-          </w:rPr>
-          <w:rPr>
-            <w:color w:val="0000EE"/>
-            <w:u w:val="single"/>
-          </w:rPr>
-          <w:t>25:1</w:t>
-        </w:r>
-      </w:hyperlink>
+      <w:r>
+        <w:rPr>
+          <w:lang w:val="zh_TW" w:bidi="zh_TW"/>
+        </w:rPr>
+        <w:t>25:1</w:t>
+      </w:r>
       <w:r>
         <w:rPr>
           <w:lang w:val="zh_TW" w:bidi="zh_TW"/>
@@ -11327,18 +10217,12 @@
         </w:rPr>
         <w:t>中的「作者和讀者」）表達了編者對傳道者的尊敬，勸勉讀者應用他的教導，並提供了編者從對傳道者的研究中所得到的結論（</w:t>
       </w:r>
-      <w:hyperlink r:id="rId161">
-        <w:r>
-          <w:rPr>
-            <w:lang w:val="zh_TW" w:bidi="zh_TW"/>
-          </w:rPr>
-          <w:rPr>
-            <w:color w:val="0000EE"/>
-            <w:u w:val="single"/>
-          </w:rPr>
-          <w:t>12:13–14</w:t>
-        </w:r>
-      </w:hyperlink>
+      <w:r>
+        <w:rPr>
+          <w:lang w:val="zh_TW" w:bidi="zh_TW"/>
+        </w:rPr>
+        <w:t>12:13–14</w:t>
+      </w:r>
       <w:r>
         <w:rPr>
           <w:lang w:val="zh_TW" w:bidi="zh_TW"/>
@@ -11421,36 +10305,24 @@
         </w:rPr>
         <w:t>一個牧者：這個詞可能是在暗示神是其子民的牧者（</w:t>
       </w:r>
-      <w:hyperlink r:id="rId176">
-        <w:r>
-          <w:rPr>
-            <w:lang w:val="zh_TW" w:bidi="zh_TW"/>
-          </w:rPr>
-          <w:rPr>
-            <w:color w:val="0000EE"/>
-            <w:u w:val="single"/>
-          </w:rPr>
-          <w:t>詩23:1</w:t>
-        </w:r>
-      </w:hyperlink>
+      <w:r>
+        <w:rPr>
+          <w:lang w:val="zh_TW" w:bidi="zh_TW"/>
+        </w:rPr>
+        <w:t>詩23:1</w:t>
+      </w:r>
       <w:r>
         <w:rPr>
           <w:lang w:val="zh_TW" w:bidi="zh_TW"/>
         </w:rPr>
         <w:t>；</w:t>
       </w:r>
-      <w:hyperlink r:id="rId177">
-        <w:r>
-          <w:rPr>
-            <w:lang w:val="zh_TW" w:bidi="zh_TW"/>
-          </w:rPr>
-          <w:rPr>
-            <w:color w:val="0000EE"/>
-            <w:u w:val="single"/>
-          </w:rPr>
-          <w:t>賽40:11</w:t>
-        </w:r>
-      </w:hyperlink>
+      <w:r>
+        <w:rPr>
+          <w:lang w:val="zh_TW" w:bidi="zh_TW"/>
+        </w:rPr>
+        <w:t>賽40:11</w:t>
+      </w:r>
       <w:r>
         <w:rPr>
           <w:lang w:val="zh_TW" w:bidi="zh_TW"/>
@@ -11565,126 +10437,84 @@
         </w:rPr>
         <w:t>編者從研究傳道者的工作中得出的結論是要敬畏神（見</w:t>
       </w:r>
-      <w:hyperlink r:id="rId178">
-        <w:r>
-          <w:rPr>
-            <w:lang w:val="zh_TW" w:bidi="zh_TW"/>
-          </w:rPr>
-          <w:rPr>
-            <w:color w:val="0000EE"/>
-            <w:u w:val="single"/>
-          </w:rPr>
-          <w:t>3:14</w:t>
-        </w:r>
-      </w:hyperlink>
+      <w:r>
+        <w:rPr>
+          <w:lang w:val="zh_TW" w:bidi="zh_TW"/>
+        </w:rPr>
+        <w:t>3:14</w:t>
+      </w:r>
       <w:r>
         <w:rPr>
           <w:lang w:val="zh_TW" w:bidi="zh_TW"/>
         </w:rPr>
         <w:t>，</w:t>
       </w:r>
-      <w:hyperlink r:id="rId179">
-        <w:r>
-          <w:rPr>
-            <w:lang w:val="zh_TW" w:bidi="zh_TW"/>
-          </w:rPr>
-          <w:rPr>
-            <w:color w:val="0000EE"/>
-            <w:u w:val="single"/>
-          </w:rPr>
-          <w:t>5:7</w:t>
-        </w:r>
-      </w:hyperlink>
+      <w:r>
+        <w:rPr>
+          <w:lang w:val="zh_TW" w:bidi="zh_TW"/>
+        </w:rPr>
+        <w:t>5:7</w:t>
+      </w:r>
       <w:r>
         <w:rPr>
           <w:lang w:val="zh_TW" w:bidi="zh_TW"/>
         </w:rPr>
         <w:t>，</w:t>
       </w:r>
-      <w:hyperlink r:id="rId180">
-        <w:r>
-          <w:rPr>
-            <w:lang w:val="zh_TW" w:bidi="zh_TW"/>
-          </w:rPr>
-          <w:rPr>
-            <w:color w:val="0000EE"/>
-            <w:u w:val="single"/>
-          </w:rPr>
-          <w:t>7:18</w:t>
-        </w:r>
-      </w:hyperlink>
+      <w:r>
+        <w:rPr>
+          <w:lang w:val="zh_TW" w:bidi="zh_TW"/>
+        </w:rPr>
+        <w:t>7:18</w:t>
+      </w:r>
       <w:r>
         <w:rPr>
           <w:lang w:val="zh_TW" w:bidi="zh_TW"/>
         </w:rPr>
         <w:t>，</w:t>
       </w:r>
-      <w:hyperlink r:id="rId181">
-        <w:r>
-          <w:rPr>
-            <w:lang w:val="zh_TW" w:bidi="zh_TW"/>
-          </w:rPr>
-          <w:rPr>
-            <w:color w:val="0000EE"/>
-            <w:u w:val="single"/>
-          </w:rPr>
-          <w:t>8:12–13</w:t>
-        </w:r>
-      </w:hyperlink>
+      <w:r>
+        <w:rPr>
+          <w:lang w:val="zh_TW" w:bidi="zh_TW"/>
+        </w:rPr>
+        <w:t>8:12–13</w:t>
+      </w:r>
       <w:r>
         <w:rPr>
           <w:lang w:val="zh_TW" w:bidi="zh_TW"/>
         </w:rPr>
         <w:t>），這包括遵行祂命令的需要，因為我們所做的一切都將受到審判（見</w:t>
       </w:r>
-      <w:hyperlink r:id="rId182">
-        <w:r>
-          <w:rPr>
-            <w:lang w:val="zh_TW" w:bidi="zh_TW"/>
-          </w:rPr>
-          <w:rPr>
-            <w:color w:val="0000EE"/>
-            <w:u w:val="single"/>
-          </w:rPr>
-          <w:t>11:9</w:t>
-        </w:r>
-      </w:hyperlink>
+      <w:r>
+        <w:rPr>
+          <w:lang w:val="zh_TW" w:bidi="zh_TW"/>
+        </w:rPr>
+        <w:t>11:9</w:t>
+      </w:r>
       <w:r>
         <w:rPr>
           <w:lang w:val="zh_TW" w:bidi="zh_TW"/>
         </w:rPr>
         <w:t>；</w:t>
       </w:r>
-      <w:hyperlink r:id="rId183">
-        <w:r>
-          <w:rPr>
-            <w:lang w:val="zh_TW" w:bidi="zh_TW"/>
-          </w:rPr>
-          <w:rPr>
-            <w:color w:val="0000EE"/>
-            <w:u w:val="single"/>
-          </w:rPr>
-          <w:t>林後5:10</w:t>
-        </w:r>
-      </w:hyperlink>
+      <w:r>
+        <w:rPr>
+          <w:lang w:val="zh_TW" w:bidi="zh_TW"/>
+        </w:rPr>
+        <w:t>林後5:10</w:t>
+      </w:r>
       <w:r>
         <w:rPr>
           <w:lang w:val="zh_TW" w:bidi="zh_TW"/>
         </w:rPr>
         <w:t>；</w:t>
       </w:r>
-      <w:hyperlink r:id="rId184">
-        <w:r>
-          <w:rPr>
-            <w:lang w:val="zh_TW" w:bidi="zh_TW"/>
-          </w:rPr>
-          <w:rPr>
-            <w:color w:val="0000EE"/>
-            <w:u w:val="single"/>
-          </w:rPr>
-          <w:t>來9:27</w:t>
-        </w:r>
-      </w:hyperlink>
+      <w:r>
+        <w:rPr>
+          <w:lang w:val="zh_TW" w:bidi="zh_TW"/>
+        </w:rPr>
+        <w:t>來9:27</w:t>
+      </w:r>
       <w:r>
         <w:rPr>
           <w:lang w:val="zh_TW" w:bidi="zh_TW"/>
